--- a/SPRING_ANNOTATIONS_INTERVIEW_QNA_WITH_ITS_EXPLINATION.docx
+++ b/SPRING_ANNOTATIONS_INTERVIEW_QNA_WITH_ITS_EXPLINATION.docx
@@ -6558,7 +6558,6 @@
         </w:rPr>
         <w:br/>
       </w:r>
-      <w:proofErr w:type="gramStart"/>
       <w:r>
         <w:rPr>
           <w:rFonts w:ascii="Times New Roman" w:hAnsi="Times New Roman" w:cs="Times New Roman"/>
@@ -6570,7 +6569,6 @@
         </w:rPr>
         <w:t>Ans:-</w:t>
       </w:r>
-      <w:proofErr w:type="gramEnd"/>
       <w:r>
         <w:rPr>
           <w:rFonts w:ascii="Times New Roman" w:hAnsi="Times New Roman" w:cs="Times New Roman"/>
@@ -6588,17 +6586,87 @@
           <w:sz w:val="28"/>
           <w:szCs w:val="24"/>
         </w:rPr>
-        <w:t xml:space="preserve">Actuator is a powerful, feature/tool in spring boot for </w:t>
-      </w:r>
-      <w:r>
-        <w:rPr>
-          <w:rFonts w:ascii="Times New Roman" w:hAnsi="Times New Roman" w:cs="Times New Roman"/>
-          <w:b/>
-          <w:bCs/>
-          <w:sz w:val="28"/>
-          <w:szCs w:val="24"/>
-        </w:rPr>
-        <w:t>Monitoring &amp; Managing</w:t>
+        <w:t>Actuator is a powerful</w:t>
+      </w:r>
+      <w:r>
+        <w:rPr>
+          <w:rFonts w:ascii="Times New Roman" w:hAnsi="Times New Roman" w:cs="Times New Roman"/>
+          <w:sz w:val="28"/>
+          <w:szCs w:val="24"/>
+        </w:rPr>
+        <w:t xml:space="preserve"> </w:t>
+      </w:r>
+      <w:r>
+        <w:rPr>
+          <w:rFonts w:ascii="Times New Roman" w:hAnsi="Times New Roman" w:cs="Times New Roman"/>
+          <w:sz w:val="28"/>
+          <w:szCs w:val="24"/>
+        </w:rPr>
+        <w:t xml:space="preserve">feature </w:t>
+      </w:r>
+      <w:r>
+        <w:rPr>
+          <w:rFonts w:ascii="Times New Roman" w:hAnsi="Times New Roman" w:cs="Times New Roman"/>
+          <w:sz w:val="28"/>
+          <w:szCs w:val="24"/>
+        </w:rPr>
+        <w:t xml:space="preserve">that provide production-ready feature </w:t>
+      </w:r>
+      <w:r>
+        <w:rPr>
+          <w:rFonts w:ascii="Times New Roman" w:hAnsi="Times New Roman" w:cs="Times New Roman"/>
+          <w:sz w:val="28"/>
+          <w:szCs w:val="24"/>
+        </w:rPr>
+        <w:t xml:space="preserve">in spring boot </w:t>
+      </w:r>
+      <w:r>
+        <w:rPr>
+          <w:rFonts w:ascii="Times New Roman" w:hAnsi="Times New Roman" w:cs="Times New Roman"/>
+          <w:sz w:val="28"/>
+          <w:szCs w:val="24"/>
+        </w:rPr>
+        <w:t xml:space="preserve">which helps in </w:t>
+      </w:r>
+      <w:r>
+        <w:rPr>
+          <w:rFonts w:ascii="Times New Roman" w:hAnsi="Times New Roman" w:cs="Times New Roman"/>
+          <w:b/>
+          <w:bCs/>
+          <w:sz w:val="28"/>
+          <w:szCs w:val="24"/>
+        </w:rPr>
+        <w:t>Monitoring</w:t>
+      </w:r>
+      <w:r>
+        <w:rPr>
+          <w:rFonts w:ascii="Times New Roman" w:hAnsi="Times New Roman" w:cs="Times New Roman"/>
+          <w:b/>
+          <w:bCs/>
+          <w:sz w:val="28"/>
+          <w:szCs w:val="24"/>
+        </w:rPr>
+        <w:t>, M</w:t>
+      </w:r>
+      <w:r>
+        <w:rPr>
+          <w:rFonts w:ascii="Times New Roman" w:hAnsi="Times New Roman" w:cs="Times New Roman"/>
+          <w:b/>
+          <w:bCs/>
+          <w:sz w:val="28"/>
+          <w:szCs w:val="24"/>
+        </w:rPr>
+        <w:t>etrics</w:t>
+      </w:r>
+      <w:r>
+        <w:rPr>
+          <w:rFonts w:ascii="Times New Roman" w:hAnsi="Times New Roman" w:cs="Times New Roman"/>
+          <w:b/>
+          <w:bCs/>
+          <w:sz w:val="28"/>
+          <w:szCs w:val="24"/>
+        </w:rPr>
+        <w:t xml:space="preserve"> &amp; Managing</w:t>
       </w:r>
       <w:r>
         <w:rPr>
@@ -6634,15 +6702,75 @@
           <w:sz w:val="28"/>
           <w:szCs w:val="24"/>
         </w:rPr>
-        <w:t>Production environment</w:t>
-      </w:r>
-      <w:r>
-        <w:rPr>
-          <w:rFonts w:ascii="Times New Roman" w:hAnsi="Times New Roman" w:cs="Times New Roman"/>
-          <w:sz w:val="28"/>
-          <w:szCs w:val="24"/>
-        </w:rPr>
-        <w:t xml:space="preserve">, it provides a set of </w:t>
+        <w:t xml:space="preserve">Production </w:t>
+      </w:r>
+      <w:r>
+        <w:rPr>
+          <w:rFonts w:ascii="Times New Roman" w:hAnsi="Times New Roman" w:cs="Times New Roman"/>
+          <w:b/>
+          <w:bCs/>
+          <w:sz w:val="28"/>
+          <w:szCs w:val="24"/>
+        </w:rPr>
+        <w:t>E</w:t>
+      </w:r>
+      <w:r>
+        <w:rPr>
+          <w:rFonts w:ascii="Times New Roman" w:hAnsi="Times New Roman" w:cs="Times New Roman"/>
+          <w:b/>
+          <w:bCs/>
+          <w:sz w:val="28"/>
+          <w:szCs w:val="24"/>
+        </w:rPr>
+        <w:t>nvironment</w:t>
+      </w:r>
+      <w:r>
+        <w:rPr>
+          <w:rFonts w:ascii="Times New Roman" w:hAnsi="Times New Roman" w:cs="Times New Roman"/>
+          <w:sz w:val="28"/>
+          <w:szCs w:val="24"/>
+        </w:rPr>
+        <w:t>, it provides a set of End</w:t>
+      </w:r>
+      <w:r>
+        <w:rPr>
+          <w:rFonts w:ascii="Times New Roman" w:hAnsi="Times New Roman" w:cs="Times New Roman"/>
+          <w:sz w:val="28"/>
+          <w:szCs w:val="24"/>
+        </w:rPr>
+        <w:t xml:space="preserve"> </w:t>
+      </w:r>
+      <w:r>
+        <w:rPr>
+          <w:rFonts w:ascii="Times New Roman" w:hAnsi="Times New Roman" w:cs="Times New Roman"/>
+          <w:sz w:val="28"/>
+          <w:szCs w:val="24"/>
+        </w:rPr>
+        <w:t>Points to expose/fetch the information such as Health Check, Metrics,</w:t>
+      </w:r>
+      <w:r>
+        <w:rPr>
+          <w:rFonts w:ascii="Times New Roman" w:hAnsi="Times New Roman" w:cs="Times New Roman"/>
+          <w:sz w:val="28"/>
+          <w:szCs w:val="24"/>
+        </w:rPr>
+        <w:t xml:space="preserve"> Access Environment,</w:t>
+      </w:r>
+      <w:r>
+        <w:rPr>
+          <w:rFonts w:ascii="Times New Roman" w:hAnsi="Times New Roman" w:cs="Times New Roman"/>
+          <w:sz w:val="28"/>
+          <w:szCs w:val="24"/>
+        </w:rPr>
+        <w:t xml:space="preserve"> Information</w:t>
+      </w:r>
+      <w:r>
+        <w:rPr>
+          <w:rFonts w:ascii="Times New Roman" w:hAnsi="Times New Roman" w:cs="Times New Roman"/>
+          <w:sz w:val="28"/>
+          <w:szCs w:val="24"/>
+        </w:rPr>
+        <w:t xml:space="preserve"> &amp; </w:t>
       </w:r>
       <w:proofErr w:type="spellStart"/>
       <w:r>
@@ -6651,7 +6779,7 @@
           <w:sz w:val="28"/>
           <w:szCs w:val="24"/>
         </w:rPr>
-        <w:t>EndPoints</w:t>
+        <w:t>Etc</w:t>
       </w:r>
       <w:proofErr w:type="spellEnd"/>
       <w:r>
@@ -6660,15 +6788,231 @@
           <w:sz w:val="28"/>
           <w:szCs w:val="24"/>
         </w:rPr>
-        <w:t xml:space="preserve"> to expose/fetch the information such as Health Check, Metrics, Information of an Application, Environment details, Etc...! </w:t>
-      </w:r>
-      <w:r>
-        <w:rPr>
-          <w:rFonts w:ascii="Times New Roman" w:hAnsi="Times New Roman" w:cs="Times New Roman"/>
-          <w:sz w:val="28"/>
-          <w:szCs w:val="24"/>
-        </w:rPr>
-        <w:br/>
+        <w:t>,</w:t>
+      </w:r>
+      <w:r>
+        <w:rPr>
+          <w:rFonts w:ascii="Times New Roman" w:hAnsi="Times New Roman" w:cs="Times New Roman"/>
+          <w:sz w:val="28"/>
+          <w:szCs w:val="24"/>
+        </w:rPr>
+        <w:t xml:space="preserve"> of an Application..!</w:t>
+      </w:r>
+      <w:r>
+        <w:rPr>
+          <w:rFonts w:ascii="Times New Roman" w:hAnsi="Times New Roman" w:cs="Times New Roman"/>
+          <w:sz w:val="28"/>
+          <w:szCs w:val="24"/>
+        </w:rPr>
+        <w:br/>
+      </w:r>
+      <w:r>
+        <w:rPr>
+          <w:rFonts w:ascii="Times New Roman" w:hAnsi="Times New Roman" w:cs="Times New Roman"/>
+          <w:sz w:val="28"/>
+          <w:szCs w:val="24"/>
+        </w:rPr>
+        <w:br/>
+        <w:t xml:space="preserve">All these features are provided by the spring by default with the help of </w:t>
+      </w:r>
+      <w:r>
+        <w:rPr>
+          <w:rFonts w:ascii="Times New Roman" w:hAnsi="Times New Roman" w:cs="Times New Roman"/>
+          <w:b/>
+          <w:bCs/>
+          <w:sz w:val="28"/>
+          <w:szCs w:val="24"/>
+        </w:rPr>
+        <w:t>“Auto-configuration”</w:t>
+      </w:r>
+      <w:r>
+        <w:rPr>
+          <w:rFonts w:ascii="Times New Roman" w:hAnsi="Times New Roman" w:cs="Times New Roman"/>
+          <w:sz w:val="28"/>
+          <w:szCs w:val="24"/>
+        </w:rPr>
+        <w:t>,</w:t>
+      </w:r>
+      <w:r>
+        <w:rPr>
+          <w:rFonts w:ascii="Times New Roman" w:hAnsi="Times New Roman" w:cs="Times New Roman"/>
+          <w:b/>
+          <w:bCs/>
+          <w:sz w:val="28"/>
+          <w:szCs w:val="24"/>
+        </w:rPr>
+        <w:t xml:space="preserve"> </w:t>
+      </w:r>
+      <w:r>
+        <w:rPr>
+          <w:rFonts w:ascii="Times New Roman" w:hAnsi="Times New Roman" w:cs="Times New Roman"/>
+          <w:sz w:val="28"/>
+          <w:szCs w:val="24"/>
+        </w:rPr>
+        <w:t xml:space="preserve">just by adding a </w:t>
+      </w:r>
+      <w:r>
+        <w:rPr>
+          <w:rFonts w:ascii="Times New Roman" w:hAnsi="Times New Roman" w:cs="Times New Roman"/>
+          <w:b/>
+          <w:bCs/>
+          <w:sz w:val="28"/>
+          <w:szCs w:val="24"/>
+        </w:rPr>
+        <w:t>“spring-boot</w:t>
+      </w:r>
+      <w:r>
+        <w:rPr>
+          <w:rFonts w:ascii="Times New Roman" w:hAnsi="Times New Roman" w:cs="Times New Roman"/>
+          <w:b/>
+          <w:bCs/>
+          <w:sz w:val="28"/>
+          <w:szCs w:val="24"/>
+        </w:rPr>
+        <w:t>-</w:t>
+      </w:r>
+      <w:r>
+        <w:rPr>
+          <w:rFonts w:ascii="Times New Roman" w:hAnsi="Times New Roman" w:cs="Times New Roman"/>
+          <w:b/>
+          <w:bCs/>
+          <w:sz w:val="28"/>
+          <w:szCs w:val="24"/>
+        </w:rPr>
+        <w:t>starter-actuator”</w:t>
+      </w:r>
+      <w:r>
+        <w:rPr>
+          <w:rFonts w:ascii="Times New Roman" w:hAnsi="Times New Roman" w:cs="Times New Roman"/>
+          <w:sz w:val="28"/>
+          <w:szCs w:val="24"/>
+        </w:rPr>
+        <w:t xml:space="preserve"> dependency</w:t>
+      </w:r>
+      <w:r>
+        <w:rPr>
+          <w:rFonts w:ascii="Times New Roman" w:hAnsi="Times New Roman" w:cs="Times New Roman"/>
+          <w:sz w:val="28"/>
+          <w:szCs w:val="24"/>
+        </w:rPr>
+        <w:t xml:space="preserve"> in </w:t>
+      </w:r>
+      <w:r>
+        <w:rPr>
+          <w:rFonts w:ascii="Times New Roman" w:hAnsi="Times New Roman" w:cs="Times New Roman"/>
+          <w:b/>
+          <w:bCs/>
+          <w:sz w:val="28"/>
+          <w:szCs w:val="24"/>
+        </w:rPr>
+        <w:t>“pom.xml”</w:t>
+      </w:r>
+      <w:r>
+        <w:rPr>
+          <w:rFonts w:ascii="Times New Roman" w:hAnsi="Times New Roman" w:cs="Times New Roman"/>
+          <w:sz w:val="28"/>
+          <w:szCs w:val="24"/>
+        </w:rPr>
+        <w:t>.</w:t>
+      </w:r>
+      <w:r>
+        <w:rPr>
+          <w:rFonts w:ascii="Times New Roman" w:hAnsi="Times New Roman" w:cs="Times New Roman"/>
+          <w:sz w:val="28"/>
+          <w:szCs w:val="24"/>
+        </w:rPr>
+        <w:br/>
+      </w:r>
+      <w:r>
+        <w:rPr>
+          <w:rFonts w:ascii="Times New Roman" w:hAnsi="Times New Roman" w:cs="Times New Roman"/>
+          <w:sz w:val="28"/>
+          <w:szCs w:val="24"/>
+        </w:rPr>
+        <w:br/>
+        <w:t xml:space="preserve">How it provides the default implementation just by adding </w:t>
+      </w:r>
+      <w:r>
+        <w:rPr>
+          <w:rFonts w:ascii="Times New Roman" w:hAnsi="Times New Roman" w:cs="Times New Roman"/>
+          <w:b/>
+          <w:bCs/>
+          <w:sz w:val="28"/>
+          <w:szCs w:val="24"/>
+        </w:rPr>
+        <w:t>“spring-boot</w:t>
+      </w:r>
+      <w:r>
+        <w:rPr>
+          <w:rFonts w:ascii="Times New Roman" w:hAnsi="Times New Roman" w:cs="Times New Roman"/>
+          <w:b/>
+          <w:bCs/>
+          <w:sz w:val="28"/>
+          <w:szCs w:val="24"/>
+        </w:rPr>
+        <w:t>-</w:t>
+      </w:r>
+      <w:r>
+        <w:rPr>
+          <w:rFonts w:ascii="Times New Roman" w:hAnsi="Times New Roman" w:cs="Times New Roman"/>
+          <w:b/>
+          <w:bCs/>
+          <w:sz w:val="28"/>
+          <w:szCs w:val="24"/>
+        </w:rPr>
+        <w:t>starter-actuator”</w:t>
+      </w:r>
+      <w:r>
+        <w:rPr>
+          <w:rFonts w:ascii="Times New Roman" w:hAnsi="Times New Roman" w:cs="Times New Roman"/>
+          <w:sz w:val="28"/>
+          <w:szCs w:val="24"/>
+        </w:rPr>
+        <w:t xml:space="preserve"> dependency?</w:t>
+      </w:r>
+      <w:r>
+        <w:rPr>
+          <w:rFonts w:ascii="Times New Roman" w:hAnsi="Times New Roman" w:cs="Times New Roman"/>
+          <w:sz w:val="28"/>
+          <w:szCs w:val="24"/>
+        </w:rPr>
+        <w:br/>
+      </w:r>
+      <w:r>
+        <w:rPr>
+          <w:rFonts w:ascii="Times New Roman" w:hAnsi="Times New Roman" w:cs="Times New Roman"/>
+          <w:b/>
+          <w:bCs/>
+          <w:sz w:val="28"/>
+          <w:szCs w:val="24"/>
+          <w:u w:val="single"/>
+        </w:rPr>
+        <w:t>Ans:-</w:t>
+      </w:r>
+      <w:r>
+        <w:rPr>
+          <w:rFonts w:ascii="Times New Roman" w:hAnsi="Times New Roman" w:cs="Times New Roman"/>
+          <w:sz w:val="28"/>
+          <w:szCs w:val="24"/>
+        </w:rPr>
+        <w:t xml:space="preserve"> </w:t>
+      </w:r>
+      <w:r>
+        <w:rPr>
+          <w:rFonts w:ascii="Times New Roman" w:hAnsi="Times New Roman" w:cs="Times New Roman"/>
+          <w:sz w:val="28"/>
+          <w:szCs w:val="24"/>
+        </w:rPr>
+        <w:t>Spring Boot automatically scans the class path, for specific libraries that we have mentioned as dependencies in our pom.xml, and configures it during the startup. When it discovers the actuator library, automatically the auto-configuration class will be triggered to provide the default implementation.</w:t>
+      </w:r>
+      <w:r>
+        <w:rPr>
+          <w:rFonts w:ascii="Times New Roman" w:hAnsi="Times New Roman" w:cs="Times New Roman"/>
+          <w:sz w:val="28"/>
+          <w:szCs w:val="24"/>
+        </w:rPr>
+        <w:br/>
+        <w:t xml:space="preserve"> </w:t>
       </w:r>
       <w:r>
         <w:rPr>
@@ -6685,16 +7029,602 @@
           <w:sz w:val="28"/>
           <w:szCs w:val="24"/>
         </w:rPr>
-        <w:br/>
-      </w:r>
-      <w:r>
-        <w:rPr>
-          <w:rFonts w:ascii="Times New Roman" w:hAnsi="Times New Roman" w:cs="Times New Roman"/>
-          <w:sz w:val="28"/>
-          <w:szCs w:val="24"/>
-        </w:rPr>
-        <w:t xml:space="preserve">  </w:t>
-      </w:r>
+        <w:t xml:space="preserve"> </w:t>
+      </w:r>
+      <w:r>
+        <w:rPr>
+          <w:rFonts w:ascii="Times New Roman" w:hAnsi="Times New Roman" w:cs="Times New Roman"/>
+          <w:sz w:val="28"/>
+          <w:szCs w:val="24"/>
+        </w:rPr>
+        <w:t>We can</w:t>
+      </w:r>
+      <w:r>
+        <w:rPr>
+          <w:rFonts w:ascii="Times New Roman" w:hAnsi="Times New Roman" w:cs="Times New Roman"/>
+          <w:sz w:val="28"/>
+          <w:szCs w:val="24"/>
+        </w:rPr>
+        <w:t xml:space="preserve"> also</w:t>
+      </w:r>
+      <w:r>
+        <w:rPr>
+          <w:rFonts w:ascii="Times New Roman" w:hAnsi="Times New Roman" w:cs="Times New Roman"/>
+          <w:sz w:val="28"/>
+          <w:szCs w:val="24"/>
+        </w:rPr>
+        <w:t xml:space="preserve"> override the given default implementation</w:t>
+      </w:r>
+      <w:r>
+        <w:rPr>
+          <w:rFonts w:ascii="Times New Roman" w:hAnsi="Times New Roman" w:cs="Times New Roman"/>
+          <w:sz w:val="28"/>
+          <w:szCs w:val="24"/>
+        </w:rPr>
+        <w:t xml:space="preserve"> (follow the given U</w:t>
+      </w:r>
+      <w:r>
+        <w:rPr>
+          <w:rFonts w:ascii="Times New Roman" w:hAnsi="Times New Roman" w:cs="Times New Roman"/>
+          <w:sz w:val="28"/>
+          <w:szCs w:val="24"/>
+        </w:rPr>
+        <w:t>RL</w:t>
+      </w:r>
+      <w:r>
+        <w:rPr>
+          <w:rFonts w:ascii="Times New Roman" w:hAnsi="Times New Roman" w:cs="Times New Roman"/>
+          <w:sz w:val="28"/>
+          <w:szCs w:val="24"/>
+        </w:rPr>
+        <w:t xml:space="preserve"> = </w:t>
+      </w:r>
+      <w:hyperlink r:id="rId5" w:history="1">
+        <w:r>
+          <w:rPr>
+            <w:rStyle w:val="Hyperlink"/>
+            <w:rFonts w:ascii="Times New Roman" w:hAnsi="Times New Roman" w:cs="Times New Roman"/>
+            <w:sz w:val="28"/>
+            <w:szCs w:val="24"/>
+          </w:rPr>
+          <w:t>https://dev.to/manojshr/customise-health-endpoint-2e1</w:t>
+        </w:r>
+      </w:hyperlink>
+      <w:r>
+        <w:rPr>
+          <w:rFonts w:ascii="Times New Roman" w:hAnsi="Times New Roman" w:cs="Times New Roman"/>
+          <w:sz w:val="28"/>
+          <w:szCs w:val="24"/>
+        </w:rPr>
+        <w:t xml:space="preserve"> )</w:t>
+      </w:r>
+      <w:r>
+        <w:rPr>
+          <w:rFonts w:ascii="Times New Roman" w:hAnsi="Times New Roman" w:cs="Times New Roman"/>
+          <w:sz w:val="28"/>
+          <w:szCs w:val="24"/>
+        </w:rPr>
+        <w:t>.</w:t>
+      </w:r>
+      <w:r>
+        <w:rPr>
+          <w:rFonts w:ascii="Times New Roman" w:hAnsi="Times New Roman" w:cs="Times New Roman"/>
+          <w:sz w:val="28"/>
+          <w:szCs w:val="24"/>
+        </w:rPr>
+        <w:br/>
+      </w:r>
+      <w:r>
+        <w:rPr>
+          <w:rFonts w:ascii="Times New Roman" w:hAnsi="Times New Roman" w:cs="Times New Roman"/>
+          <w:sz w:val="28"/>
+          <w:szCs w:val="24"/>
+        </w:rPr>
+        <w:lastRenderedPageBreak/>
+        <w:br/>
+        <w:t xml:space="preserve">Endpoint, </w:t>
+      </w:r>
+      <w:r>
+        <w:rPr>
+          <w:rFonts w:ascii="Times New Roman" w:hAnsi="Times New Roman" w:cs="Times New Roman"/>
+          <w:sz w:val="28"/>
+          <w:szCs w:val="24"/>
+        </w:rPr>
+        <w:t xml:space="preserve">that is offered by the </w:t>
+      </w:r>
+      <w:r>
+        <w:rPr>
+          <w:rFonts w:ascii="Times New Roman" w:hAnsi="Times New Roman" w:cs="Times New Roman"/>
+          <w:b/>
+          <w:bCs/>
+          <w:sz w:val="28"/>
+          <w:szCs w:val="24"/>
+        </w:rPr>
+        <w:t>actuator</w:t>
+      </w:r>
+      <w:r>
+        <w:rPr>
+          <w:rFonts w:ascii="Times New Roman" w:hAnsi="Times New Roman" w:cs="Times New Roman"/>
+          <w:b/>
+          <w:bCs/>
+          <w:sz w:val="28"/>
+          <w:szCs w:val="24"/>
+        </w:rPr>
+        <w:t xml:space="preserve"> </w:t>
+      </w:r>
+      <w:r>
+        <w:rPr>
+          <w:rFonts w:ascii="Times New Roman" w:hAnsi="Times New Roman" w:cs="Times New Roman"/>
+          <w:sz w:val="28"/>
+          <w:szCs w:val="24"/>
+        </w:rPr>
+        <w:t xml:space="preserve">are as </w:t>
+      </w:r>
+      <w:r>
+        <w:rPr>
+          <w:rFonts w:ascii="Times New Roman" w:hAnsi="Times New Roman" w:cs="Times New Roman"/>
+          <w:sz w:val="28"/>
+          <w:szCs w:val="24"/>
+        </w:rPr>
+        <w:t>below: -</w:t>
+      </w:r>
+    </w:p>
+    <w:tbl>
+      <w:tblPr>
+        <w:tblStyle w:val="TableGrid"/>
+        <w:tblW w:w="9975" w:type="dxa"/>
+        <w:tblInd w:w="720" w:type="dxa"/>
+        <w:tblLook w:val="04A0" w:firstRow="1" w:lastRow="0" w:firstColumn="1" w:lastColumn="0" w:noHBand="0" w:noVBand="1"/>
+      </w:tblPr>
+      <w:tblGrid>
+        <w:gridCol w:w="2423"/>
+        <w:gridCol w:w="3322"/>
+        <w:gridCol w:w="4230"/>
+      </w:tblGrid>
+      <w:tr>
+        <w:tc>
+          <w:tcPr>
+            <w:tcW w:w="2423" w:type="dxa"/>
+            <w:tcBorders>
+              <w:top w:val="single" w:sz="12" w:space="0" w:color="auto"/>
+              <w:left w:val="single" w:sz="12" w:space="0" w:color="auto"/>
+              <w:bottom w:val="single" w:sz="12" w:space="0" w:color="auto"/>
+              <w:right w:val="single" w:sz="12" w:space="0" w:color="auto"/>
+            </w:tcBorders>
+          </w:tcPr>
+          <w:p>
+            <w:pPr>
+              <w:jc w:val="center"/>
+              <w:rPr>
+                <w:rFonts w:ascii="Times New Roman" w:hAnsi="Times New Roman" w:cs="Times New Roman"/>
+                <w:b/>
+                <w:bCs/>
+                <w:sz w:val="28"/>
+                <w:szCs w:val="24"/>
+              </w:rPr>
+            </w:pPr>
+            <w:r>
+              <w:rPr>
+                <w:rFonts w:ascii="Times New Roman" w:hAnsi="Times New Roman" w:cs="Times New Roman"/>
+                <w:b/>
+                <w:bCs/>
+                <w:sz w:val="28"/>
+                <w:szCs w:val="24"/>
+              </w:rPr>
+              <w:t>End Point URL</w:t>
+            </w:r>
+          </w:p>
+        </w:tc>
+        <w:tc>
+          <w:tcPr>
+            <w:tcW w:w="3322" w:type="dxa"/>
+            <w:tcBorders>
+              <w:top w:val="single" w:sz="12" w:space="0" w:color="auto"/>
+              <w:left w:val="single" w:sz="12" w:space="0" w:color="auto"/>
+              <w:bottom w:val="single" w:sz="12" w:space="0" w:color="auto"/>
+              <w:right w:val="single" w:sz="12" w:space="0" w:color="auto"/>
+            </w:tcBorders>
+          </w:tcPr>
+          <w:p>
+            <w:pPr>
+              <w:jc w:val="center"/>
+              <w:rPr>
+                <w:rFonts w:ascii="Times New Roman" w:hAnsi="Times New Roman" w:cs="Times New Roman"/>
+                <w:b/>
+                <w:bCs/>
+                <w:sz w:val="28"/>
+                <w:szCs w:val="24"/>
+              </w:rPr>
+            </w:pPr>
+            <w:r>
+              <w:rPr>
+                <w:rFonts w:ascii="Times New Roman" w:hAnsi="Times New Roman" w:cs="Times New Roman"/>
+                <w:b/>
+                <w:bCs/>
+                <w:sz w:val="28"/>
+                <w:szCs w:val="24"/>
+              </w:rPr>
+              <w:t>Description</w:t>
+            </w:r>
+          </w:p>
+        </w:tc>
+        <w:tc>
+          <w:tcPr>
+            <w:tcW w:w="4230" w:type="dxa"/>
+            <w:tcBorders>
+              <w:top w:val="single" w:sz="12" w:space="0" w:color="auto"/>
+              <w:left w:val="single" w:sz="12" w:space="0" w:color="auto"/>
+              <w:bottom w:val="single" w:sz="12" w:space="0" w:color="auto"/>
+              <w:right w:val="single" w:sz="12" w:space="0" w:color="auto"/>
+            </w:tcBorders>
+          </w:tcPr>
+          <w:p>
+            <w:pPr>
+              <w:jc w:val="center"/>
+              <w:rPr>
+                <w:rFonts w:ascii="Times New Roman" w:hAnsi="Times New Roman" w:cs="Times New Roman"/>
+                <w:b/>
+                <w:bCs/>
+                <w:sz w:val="28"/>
+                <w:szCs w:val="24"/>
+              </w:rPr>
+            </w:pPr>
+            <w:r>
+              <w:rPr>
+                <w:rFonts w:ascii="Times New Roman" w:hAnsi="Times New Roman" w:cs="Times New Roman"/>
+                <w:b/>
+                <w:bCs/>
+                <w:sz w:val="28"/>
+                <w:szCs w:val="24"/>
+              </w:rPr>
+              <w:t>Explanation</w:t>
+            </w:r>
+          </w:p>
+        </w:tc>
+      </w:tr>
+      <w:tr>
+        <w:tc>
+          <w:tcPr>
+            <w:tcW w:w="2423" w:type="dxa"/>
+            <w:tcBorders>
+              <w:top w:val="single" w:sz="12" w:space="0" w:color="auto"/>
+              <w:left w:val="single" w:sz="12" w:space="0" w:color="auto"/>
+              <w:right w:val="single" w:sz="12" w:space="0" w:color="auto"/>
+            </w:tcBorders>
+          </w:tcPr>
+          <w:p>
+            <w:pPr>
+              <w:rPr>
+                <w:rFonts w:ascii="Times New Roman" w:hAnsi="Times New Roman" w:cs="Times New Roman"/>
+                <w:sz w:val="24"/>
+                <w:szCs w:val="24"/>
+              </w:rPr>
+            </w:pPr>
+            <w:r>
+              <w:rPr>
+                <w:rFonts w:ascii="Times New Roman" w:hAnsi="Times New Roman" w:cs="Times New Roman"/>
+                <w:sz w:val="24"/>
+                <w:szCs w:val="24"/>
+              </w:rPr>
+              <w:t>/actuator/health</w:t>
+            </w:r>
+          </w:p>
+        </w:tc>
+        <w:tc>
+          <w:tcPr>
+            <w:tcW w:w="3322" w:type="dxa"/>
+            <w:tcBorders>
+              <w:top w:val="single" w:sz="12" w:space="0" w:color="auto"/>
+              <w:left w:val="single" w:sz="12" w:space="0" w:color="auto"/>
+              <w:right w:val="single" w:sz="12" w:space="0" w:color="auto"/>
+            </w:tcBorders>
+          </w:tcPr>
+          <w:p>
+            <w:pPr>
+              <w:rPr>
+                <w:rFonts w:ascii="Times New Roman" w:hAnsi="Times New Roman" w:cs="Times New Roman"/>
+                <w:sz w:val="24"/>
+                <w:szCs w:val="24"/>
+              </w:rPr>
+            </w:pPr>
+            <w:r>
+              <w:rPr>
+                <w:rFonts w:ascii="Times New Roman" w:hAnsi="Times New Roman" w:cs="Times New Roman"/>
+                <w:sz w:val="24"/>
+                <w:szCs w:val="24"/>
+              </w:rPr>
+              <w:t>Monitor application health</w:t>
+            </w:r>
+          </w:p>
+        </w:tc>
+        <w:tc>
+          <w:tcPr>
+            <w:tcW w:w="4230" w:type="dxa"/>
+            <w:tcBorders>
+              <w:top w:val="single" w:sz="12" w:space="0" w:color="auto"/>
+              <w:left w:val="single" w:sz="12" w:space="0" w:color="auto"/>
+              <w:right w:val="single" w:sz="12" w:space="0" w:color="auto"/>
+            </w:tcBorders>
+          </w:tcPr>
+          <w:p>
+            <w:pPr>
+              <w:rPr>
+                <w:rFonts w:ascii="Times New Roman" w:hAnsi="Times New Roman" w:cs="Times New Roman"/>
+                <w:sz w:val="24"/>
+                <w:szCs w:val="24"/>
+              </w:rPr>
+            </w:pPr>
+            <w:r>
+              <w:rPr>
+                <w:rFonts w:ascii="Times New Roman" w:hAnsi="Times New Roman" w:cs="Times New Roman"/>
+                <w:sz w:val="24"/>
+                <w:szCs w:val="24"/>
+              </w:rPr>
+              <w:t>Provides health of the application</w:t>
+            </w:r>
+          </w:p>
+        </w:tc>
+      </w:tr>
+      <w:tr>
+        <w:tc>
+          <w:tcPr>
+            <w:tcW w:w="2423" w:type="dxa"/>
+            <w:tcBorders>
+              <w:left w:val="single" w:sz="12" w:space="0" w:color="auto"/>
+              <w:right w:val="single" w:sz="12" w:space="0" w:color="auto"/>
+            </w:tcBorders>
+          </w:tcPr>
+          <w:p>
+            <w:pPr>
+              <w:rPr>
+                <w:rFonts w:ascii="Times New Roman" w:hAnsi="Times New Roman" w:cs="Times New Roman"/>
+                <w:sz w:val="24"/>
+                <w:szCs w:val="24"/>
+              </w:rPr>
+            </w:pPr>
+            <w:r>
+              <w:rPr>
+                <w:rFonts w:ascii="Times New Roman" w:hAnsi="Times New Roman" w:cs="Times New Roman"/>
+                <w:sz w:val="24"/>
+                <w:szCs w:val="24"/>
+              </w:rPr>
+              <w:t>/actuator/metrics</w:t>
+            </w:r>
+          </w:p>
+        </w:tc>
+        <w:tc>
+          <w:tcPr>
+            <w:tcW w:w="3322" w:type="dxa"/>
+            <w:tcBorders>
+              <w:left w:val="single" w:sz="12" w:space="0" w:color="auto"/>
+              <w:right w:val="single" w:sz="12" w:space="0" w:color="auto"/>
+            </w:tcBorders>
+          </w:tcPr>
+          <w:p>
+            <w:pPr>
+              <w:rPr>
+                <w:rFonts w:ascii="Times New Roman" w:hAnsi="Times New Roman" w:cs="Times New Roman"/>
+                <w:sz w:val="24"/>
+                <w:szCs w:val="24"/>
+              </w:rPr>
+            </w:pPr>
+            <w:r>
+              <w:rPr>
+                <w:rFonts w:ascii="Times New Roman" w:hAnsi="Times New Roman" w:cs="Times New Roman"/>
+                <w:sz w:val="24"/>
+                <w:szCs w:val="24"/>
+              </w:rPr>
+              <w:t>View application metrics</w:t>
+            </w:r>
+          </w:p>
+        </w:tc>
+        <w:tc>
+          <w:tcPr>
+            <w:tcW w:w="4230" w:type="dxa"/>
+            <w:tcBorders>
+              <w:left w:val="single" w:sz="12" w:space="0" w:color="auto"/>
+              <w:right w:val="single" w:sz="12" w:space="0" w:color="auto"/>
+            </w:tcBorders>
+          </w:tcPr>
+          <w:p>
+            <w:pPr>
+              <w:rPr>
+                <w:rFonts w:ascii="Times New Roman" w:hAnsi="Times New Roman" w:cs="Times New Roman"/>
+                <w:sz w:val="24"/>
+                <w:szCs w:val="24"/>
+              </w:rPr>
+            </w:pPr>
+            <w:r>
+              <w:rPr>
+                <w:rFonts w:ascii="Times New Roman" w:hAnsi="Times New Roman" w:cs="Times New Roman"/>
+                <w:sz w:val="24"/>
+                <w:szCs w:val="24"/>
+              </w:rPr>
+              <w:t>Metrics such as request statistics, CPU usage, memory usage, etc..</w:t>
+            </w:r>
+            <w:r>
+              <w:rPr>
+                <w:rFonts w:ascii="Times New Roman" w:hAnsi="Times New Roman" w:cs="Times New Roman"/>
+                <w:sz w:val="24"/>
+                <w:szCs w:val="24"/>
+              </w:rPr>
+              <w:t>!</w:t>
+            </w:r>
+          </w:p>
+        </w:tc>
+      </w:tr>
+      <w:tr>
+        <w:tc>
+          <w:tcPr>
+            <w:tcW w:w="2423" w:type="dxa"/>
+            <w:tcBorders>
+              <w:left w:val="single" w:sz="12" w:space="0" w:color="auto"/>
+              <w:right w:val="single" w:sz="12" w:space="0" w:color="auto"/>
+            </w:tcBorders>
+          </w:tcPr>
+          <w:p>
+            <w:pPr>
+              <w:rPr>
+                <w:rFonts w:ascii="Times New Roman" w:hAnsi="Times New Roman" w:cs="Times New Roman"/>
+                <w:sz w:val="24"/>
+                <w:szCs w:val="24"/>
+              </w:rPr>
+            </w:pPr>
+            <w:r>
+              <w:rPr>
+                <w:rFonts w:ascii="Times New Roman" w:hAnsi="Times New Roman" w:cs="Times New Roman"/>
+                <w:sz w:val="24"/>
+                <w:szCs w:val="24"/>
+              </w:rPr>
+              <w:t>/actuator/env</w:t>
+            </w:r>
+          </w:p>
+        </w:tc>
+        <w:tc>
+          <w:tcPr>
+            <w:tcW w:w="3322" w:type="dxa"/>
+            <w:tcBorders>
+              <w:left w:val="single" w:sz="12" w:space="0" w:color="auto"/>
+              <w:right w:val="single" w:sz="12" w:space="0" w:color="auto"/>
+            </w:tcBorders>
+          </w:tcPr>
+          <w:p>
+            <w:pPr>
+              <w:rPr>
+                <w:rFonts w:ascii="Times New Roman" w:hAnsi="Times New Roman" w:cs="Times New Roman"/>
+                <w:sz w:val="24"/>
+                <w:szCs w:val="24"/>
+              </w:rPr>
+            </w:pPr>
+            <w:r>
+              <w:rPr>
+                <w:rFonts w:ascii="Times New Roman" w:hAnsi="Times New Roman" w:cs="Times New Roman"/>
+                <w:sz w:val="24"/>
+                <w:szCs w:val="24"/>
+              </w:rPr>
+              <w:t>Access environment details</w:t>
+            </w:r>
+          </w:p>
+        </w:tc>
+        <w:tc>
+          <w:tcPr>
+            <w:tcW w:w="4230" w:type="dxa"/>
+            <w:tcBorders>
+              <w:left w:val="single" w:sz="12" w:space="0" w:color="auto"/>
+              <w:right w:val="single" w:sz="12" w:space="0" w:color="auto"/>
+            </w:tcBorders>
+          </w:tcPr>
+          <w:p>
+            <w:pPr>
+              <w:rPr>
+                <w:rFonts w:ascii="Times New Roman" w:hAnsi="Times New Roman" w:cs="Times New Roman"/>
+                <w:sz w:val="24"/>
+                <w:szCs w:val="24"/>
+              </w:rPr>
+            </w:pPr>
+            <w:r>
+              <w:rPr>
+                <w:rFonts w:ascii="Times New Roman" w:hAnsi="Times New Roman" w:cs="Times New Roman"/>
+                <w:sz w:val="24"/>
+                <w:szCs w:val="24"/>
+              </w:rPr>
+              <w:t>Displays the environment properties of an application.</w:t>
+            </w:r>
+          </w:p>
+        </w:tc>
+      </w:tr>
+      <w:tr>
+        <w:tc>
+          <w:tcPr>
+            <w:tcW w:w="2423" w:type="dxa"/>
+            <w:tcBorders>
+              <w:left w:val="single" w:sz="12" w:space="0" w:color="auto"/>
+              <w:bottom w:val="single" w:sz="12" w:space="0" w:color="auto"/>
+              <w:right w:val="single" w:sz="12" w:space="0" w:color="auto"/>
+            </w:tcBorders>
+          </w:tcPr>
+          <w:p>
+            <w:pPr>
+              <w:rPr>
+                <w:rFonts w:ascii="Times New Roman" w:hAnsi="Times New Roman" w:cs="Times New Roman"/>
+                <w:sz w:val="24"/>
+                <w:szCs w:val="24"/>
+              </w:rPr>
+            </w:pPr>
+            <w:r>
+              <w:rPr>
+                <w:rFonts w:ascii="Times New Roman" w:hAnsi="Times New Roman" w:cs="Times New Roman"/>
+                <w:sz w:val="24"/>
+                <w:szCs w:val="24"/>
+              </w:rPr>
+              <w:t>/actuator/info</w:t>
+            </w:r>
+          </w:p>
+        </w:tc>
+        <w:tc>
+          <w:tcPr>
+            <w:tcW w:w="3322" w:type="dxa"/>
+            <w:tcBorders>
+              <w:left w:val="single" w:sz="12" w:space="0" w:color="auto"/>
+              <w:bottom w:val="single" w:sz="12" w:space="0" w:color="auto"/>
+              <w:right w:val="single" w:sz="12" w:space="0" w:color="auto"/>
+            </w:tcBorders>
+          </w:tcPr>
+          <w:p>
+            <w:pPr>
+              <w:rPr>
+                <w:rFonts w:ascii="Times New Roman" w:hAnsi="Times New Roman" w:cs="Times New Roman"/>
+                <w:sz w:val="24"/>
+                <w:szCs w:val="24"/>
+              </w:rPr>
+            </w:pPr>
+            <w:r>
+              <w:rPr>
+                <w:rFonts w:ascii="Times New Roman" w:hAnsi="Times New Roman" w:cs="Times New Roman"/>
+                <w:sz w:val="24"/>
+                <w:szCs w:val="24"/>
+              </w:rPr>
+              <w:t>View application information</w:t>
+            </w:r>
+          </w:p>
+        </w:tc>
+        <w:tc>
+          <w:tcPr>
+            <w:tcW w:w="4230" w:type="dxa"/>
+            <w:tcBorders>
+              <w:left w:val="single" w:sz="12" w:space="0" w:color="auto"/>
+              <w:bottom w:val="single" w:sz="12" w:space="0" w:color="auto"/>
+              <w:right w:val="single" w:sz="12" w:space="0" w:color="auto"/>
+            </w:tcBorders>
+          </w:tcPr>
+          <w:p>
+            <w:pPr>
+              <w:rPr>
+                <w:rFonts w:ascii="Times New Roman" w:hAnsi="Times New Roman" w:cs="Times New Roman"/>
+                <w:sz w:val="24"/>
+                <w:szCs w:val="24"/>
+              </w:rPr>
+            </w:pPr>
+            <w:r>
+              <w:rPr>
+                <w:rFonts w:ascii="Times New Roman" w:hAnsi="Times New Roman" w:cs="Times New Roman"/>
+                <w:sz w:val="24"/>
+                <w:szCs w:val="24"/>
+              </w:rPr>
+              <w:t>provides custom information about your application, (we need to configure this End Point).</w:t>
+            </w:r>
+          </w:p>
+        </w:tc>
+      </w:tr>
+    </w:tbl>
+    <w:p>
+      <w:pPr>
+        <w:rPr>
+          <w:rFonts w:ascii="Times New Roman" w:hAnsi="Times New Roman" w:cs="Times New Roman"/>
+          <w:sz w:val="28"/>
+          <w:szCs w:val="24"/>
+        </w:rPr>
+      </w:pPr>
     </w:p>
     <w:p>
       <w:pPr>
@@ -6880,16 +7810,7 @@
           <w:sz w:val="28"/>
           <w:szCs w:val="24"/>
         </w:rPr>
-        <w:t xml:space="preserve">Dependency in “POM.xml” It will </w:t>
-      </w:r>
-      <w:r>
-        <w:rPr>
-          <w:rFonts w:ascii="Times New Roman" w:hAnsi="Times New Roman" w:cs="Times New Roman"/>
-          <w:sz w:val="28"/>
-          <w:szCs w:val="24"/>
-        </w:rPr>
-        <w:lastRenderedPageBreak/>
-        <w:t xml:space="preserve">resolve all the library/Jar files related to Database such as </w:t>
+        <w:t xml:space="preserve">Dependency in “POM.xml” It will resolve all the library/Jar files related to Database such as </w:t>
       </w:r>
       <w:r>
         <w:rPr>
@@ -7628,6 +8549,7 @@
                 <w:color w:val="6D180B"/>
                 <w:shd w:val="clear" w:color="auto" w:fill="F2F2F2"/>
               </w:rPr>
+              <w:lastRenderedPageBreak/>
               <w:t>spring-boot-starter-</w:t>
             </w:r>
             <w:proofErr w:type="spellStart"/>
@@ -7998,6 +8920,7 @@
         </w:rPr>
         <w:t>) is being replaced by an Interface called (</w:t>
       </w:r>
+      <w:proofErr w:type="spellStart"/>
       <w:r>
         <w:rPr>
           <w:rFonts w:ascii="Times New Roman" w:hAnsi="Times New Roman" w:cs="Times New Roman"/>
@@ -8008,6 +8931,7 @@
         </w:rPr>
         <w:t>WebApplicationInitializer</w:t>
       </w:r>
+      <w:proofErr w:type="spellEnd"/>
       <w:r>
         <w:rPr>
           <w:rFonts w:ascii="Times New Roman" w:hAnsi="Times New Roman" w:cs="Times New Roman"/>
@@ -8083,7 +9007,7 @@
                     <pic:cNvPicPr/>
                   </pic:nvPicPr>
                   <pic:blipFill rotWithShape="1">
-                    <a:blip r:embed="rId5"/>
+                    <a:blip r:embed="rId6"/>
                     <a:srcRect r="12712" b="7597"/>
                     <a:stretch/>
                   </pic:blipFill>
@@ -8125,14 +9049,6 @@
           <w:szCs w:val="24"/>
         </w:rPr>
         <w:br/>
-      </w:r>
-      <w:r>
-        <w:rPr>
-          <w:rFonts w:ascii="Times New Roman" w:hAnsi="Times New Roman" w:cs="Times New Roman"/>
-          <w:sz w:val="28"/>
-          <w:szCs w:val="24"/>
-        </w:rPr>
-        <w:lastRenderedPageBreak/>
         <w:t xml:space="preserve">once we create this class, we can need to register with the Spring boot Main class by adding annotation called </w:t>
       </w:r>
       <w:r>
@@ -8279,6 +9195,16 @@
           <w:sz w:val="28"/>
           <w:szCs w:val="24"/>
         </w:rPr>
+        <w:t>“</w:t>
+      </w:r>
+      <w:r>
+        <w:rPr>
+          <w:rFonts w:ascii="Times New Roman" w:hAnsi="Times New Roman" w:cs="Times New Roman"/>
+          <w:b/>
+          <w:bCs/>
+          <w:sz w:val="28"/>
+          <w:szCs w:val="24"/>
+        </w:rPr>
         <w:t>spring-boot-stater-data-</w:t>
       </w:r>
       <w:proofErr w:type="spellStart"/>
@@ -8301,6 +9227,16 @@
           <w:sz w:val="28"/>
           <w:szCs w:val="24"/>
         </w:rPr>
+        <w:t>”</w:t>
+      </w:r>
+      <w:r>
+        <w:rPr>
+          <w:rFonts w:ascii="Times New Roman" w:hAnsi="Times New Roman" w:cs="Times New Roman"/>
+          <w:b/>
+          <w:bCs/>
+          <w:sz w:val="28"/>
+          <w:szCs w:val="24"/>
+        </w:rPr>
         <w:t xml:space="preserve"> dependency</w:t>
       </w:r>
       <w:r>
@@ -8326,6 +9262,14 @@
           <w:szCs w:val="24"/>
         </w:rPr>
         <w:br/>
+      </w:r>
+      <w:r>
+        <w:rPr>
+          <w:rFonts w:ascii="Times New Roman" w:hAnsi="Times New Roman" w:cs="Times New Roman"/>
+          <w:sz w:val="28"/>
+          <w:szCs w:val="24"/>
+        </w:rPr>
+        <w:lastRenderedPageBreak/>
         <w:t xml:space="preserve">where, it internally uses Hibernate for connecting with the database, spring boot </w:t>
       </w:r>
       <w:r>
@@ -8334,7 +9278,39 @@
           <w:sz w:val="28"/>
           <w:szCs w:val="24"/>
         </w:rPr>
-        <w:t xml:space="preserve">makes it easy to configure Hibernate with JPA provider, spring boot will automatically configure the hibernate and provides the default </w:t>
+        <w:t xml:space="preserve">makes it easy to configure Hibernate </w:t>
+      </w:r>
+      <w:r>
+        <w:rPr>
+          <w:rFonts w:ascii="Times New Roman" w:hAnsi="Times New Roman" w:cs="Times New Roman"/>
+          <w:sz w:val="28"/>
+          <w:szCs w:val="24"/>
+        </w:rPr>
+        <w:t>as</w:t>
+      </w:r>
+      <w:r>
+        <w:rPr>
+          <w:rFonts w:ascii="Times New Roman" w:hAnsi="Times New Roman" w:cs="Times New Roman"/>
+          <w:sz w:val="28"/>
+          <w:szCs w:val="24"/>
+        </w:rPr>
+        <w:t xml:space="preserve"> JPA provider, spring boot will automatically configure the hibernate and provides the default</w:t>
+      </w:r>
+      <w:r>
+        <w:rPr>
+          <w:rFonts w:ascii="Times New Roman" w:hAnsi="Times New Roman" w:cs="Times New Roman"/>
+          <w:sz w:val="28"/>
+          <w:szCs w:val="24"/>
+        </w:rPr>
+        <w:t xml:space="preserve"> implementation for</w:t>
+      </w:r>
+      <w:r>
+        <w:rPr>
+          <w:rFonts w:ascii="Times New Roman" w:hAnsi="Times New Roman" w:cs="Times New Roman"/>
+          <w:sz w:val="28"/>
+          <w:szCs w:val="24"/>
+        </w:rPr>
+        <w:t xml:space="preserve"> </w:t>
       </w:r>
       <w:proofErr w:type="spellStart"/>
       <w:r>
@@ -8370,15 +9346,23 @@
           <w:sz w:val="28"/>
           <w:szCs w:val="24"/>
         </w:rPr>
-        <w:t xml:space="preserve"> bean</w:t>
-      </w:r>
-      <w:r>
-        <w:rPr>
-          <w:rFonts w:ascii="Times New Roman" w:hAnsi="Times New Roman" w:cs="Times New Roman"/>
-          <w:sz w:val="28"/>
-          <w:szCs w:val="24"/>
-        </w:rPr>
-        <w:t xml:space="preserve"> with our own logic.</w:t>
+        <w:t xml:space="preserve"> bean with our own logic</w:t>
+      </w:r>
+      <w:r>
+        <w:rPr>
+          <w:rFonts w:ascii="Times New Roman" w:hAnsi="Times New Roman" w:cs="Times New Roman"/>
+          <w:sz w:val="28"/>
+          <w:szCs w:val="24"/>
+        </w:rPr>
+        <w:t xml:space="preserve"> using JPA</w:t>
+      </w:r>
+      <w:r>
+        <w:rPr>
+          <w:rFonts w:ascii="Times New Roman" w:hAnsi="Times New Roman" w:cs="Times New Roman"/>
+          <w:sz w:val="28"/>
+          <w:szCs w:val="24"/>
+        </w:rPr>
+        <w:t>.</w:t>
       </w:r>
       <w:r>
         <w:rPr>
@@ -8405,7 +9389,27 @@
           <w:sz w:val="28"/>
           <w:szCs w:val="24"/>
         </w:rPr>
-        <w:t>Hibernate is a Framework for JDBC with ORM</w:t>
+        <w:t xml:space="preserve">Hibernate is a Framework for </w:t>
+      </w:r>
+      <w:r>
+        <w:rPr>
+          <w:rFonts w:ascii="Times New Roman" w:hAnsi="Times New Roman" w:cs="Times New Roman"/>
+          <w:b/>
+          <w:bCs/>
+          <w:sz w:val="28"/>
+          <w:szCs w:val="24"/>
+        </w:rPr>
+        <w:t xml:space="preserve">JPA, where JPA is a Framework for </w:t>
+      </w:r>
+      <w:r>
+        <w:rPr>
+          <w:rFonts w:ascii="Times New Roman" w:hAnsi="Times New Roman" w:cs="Times New Roman"/>
+          <w:b/>
+          <w:bCs/>
+          <w:sz w:val="28"/>
+          <w:szCs w:val="24"/>
+        </w:rPr>
+        <w:t>JDBC with ORM</w:t>
       </w:r>
       <w:r>
         <w:rPr>
@@ -8634,7 +9638,1178 @@
           <w:sz w:val="28"/>
           <w:szCs w:val="24"/>
         </w:rPr>
-        <w:br/>
+        <w:t xml:space="preserve"> Can we connect to database from spring boot application, by using JPA only and not using Hibernate.?</w:t>
+      </w:r>
+      <w:r>
+        <w:rPr>
+          <w:rFonts w:ascii="Times New Roman" w:hAnsi="Times New Roman" w:cs="Times New Roman"/>
+          <w:sz w:val="28"/>
+          <w:szCs w:val="24"/>
+        </w:rPr>
+        <w:br/>
+      </w:r>
+      <w:proofErr w:type="gramStart"/>
+      <w:r>
+        <w:rPr>
+          <w:rFonts w:ascii="Times New Roman" w:hAnsi="Times New Roman" w:cs="Times New Roman"/>
+          <w:b/>
+          <w:bCs/>
+          <w:sz w:val="28"/>
+          <w:szCs w:val="24"/>
+          <w:u w:val="single"/>
+        </w:rPr>
+        <w:t>Ans:-</w:t>
+      </w:r>
+      <w:proofErr w:type="gramEnd"/>
+      <w:r>
+        <w:rPr>
+          <w:rFonts w:ascii="Times New Roman" w:hAnsi="Times New Roman" w:cs="Times New Roman"/>
+          <w:sz w:val="28"/>
+          <w:szCs w:val="24"/>
+        </w:rPr>
+        <w:br/>
+        <w:t xml:space="preserve">Yes, we can connect and interact with relational databases only with the help of JPA, without using Hibernate, but if we are doing so, we need to provide the implementation of the for the extra support that we were getting from Hibernate such as </w:t>
+      </w:r>
+      <w:r>
+        <w:rPr>
+          <w:rFonts w:ascii="Times New Roman" w:hAnsi="Times New Roman" w:cs="Times New Roman"/>
+          <w:sz w:val="28"/>
+          <w:szCs w:val="24"/>
+        </w:rPr>
+        <w:br/>
+      </w:r>
+      <w:r>
+        <w:rPr>
+          <w:rFonts w:ascii="Times New Roman" w:hAnsi="Times New Roman" w:cs="Times New Roman"/>
+          <w:sz w:val="28"/>
+          <w:szCs w:val="24"/>
+        </w:rPr>
+        <w:br/>
+        <w:t xml:space="preserve">1. </w:t>
+      </w:r>
+      <w:r>
+        <w:rPr>
+          <w:rFonts w:ascii="Times New Roman" w:hAnsi="Times New Roman" w:cs="Times New Roman"/>
+          <w:b/>
+          <w:bCs/>
+          <w:sz w:val="28"/>
+          <w:szCs w:val="24"/>
+        </w:rPr>
+        <w:t>Hibernate Query Language (HQL)</w:t>
+      </w:r>
+      <w:r>
+        <w:rPr>
+          <w:rFonts w:ascii="Times New Roman" w:hAnsi="Times New Roman" w:cs="Times New Roman"/>
+          <w:sz w:val="28"/>
+          <w:szCs w:val="24"/>
+        </w:rPr>
+        <w:t xml:space="preserve"> = I</w:t>
+      </w:r>
+      <w:r>
+        <w:rPr>
+          <w:rFonts w:ascii="Times New Roman" w:hAnsi="Times New Roman" w:cs="Times New Roman"/>
+          <w:sz w:val="28"/>
+          <w:szCs w:val="24"/>
+        </w:rPr>
+        <w:t>t easier to work with complex relationships and perform efficient data retrieval</w:t>
+      </w:r>
+      <w:r>
+        <w:rPr>
+          <w:rFonts w:ascii="Times New Roman" w:hAnsi="Times New Roman" w:cs="Times New Roman"/>
+          <w:sz w:val="28"/>
+          <w:szCs w:val="24"/>
+        </w:rPr>
+        <w:br/>
+        <w:t xml:space="preserve">2. </w:t>
+      </w:r>
+      <w:r>
+        <w:rPr>
+          <w:rFonts w:ascii="Times New Roman" w:hAnsi="Times New Roman" w:cs="Times New Roman"/>
+          <w:b/>
+          <w:bCs/>
+          <w:sz w:val="28"/>
+          <w:szCs w:val="24"/>
+        </w:rPr>
+        <w:t>Caching Mechanisms</w:t>
+      </w:r>
+      <w:r>
+        <w:rPr>
+          <w:rFonts w:ascii="Times New Roman" w:hAnsi="Times New Roman" w:cs="Times New Roman"/>
+          <w:sz w:val="28"/>
+          <w:szCs w:val="24"/>
+        </w:rPr>
+        <w:t xml:space="preserve"> = First level &amp; Second level caching mechanisms is easy to implement using Hibernate</w:t>
+      </w:r>
+      <w:r>
+        <w:rPr>
+          <w:rFonts w:ascii="Times New Roman" w:hAnsi="Times New Roman" w:cs="Times New Roman"/>
+          <w:sz w:val="28"/>
+          <w:szCs w:val="24"/>
+        </w:rPr>
+        <w:br/>
+        <w:t xml:space="preserve">3. </w:t>
+      </w:r>
+      <w:r>
+        <w:rPr>
+          <w:rFonts w:ascii="Times New Roman" w:hAnsi="Times New Roman" w:cs="Times New Roman"/>
+          <w:b/>
+          <w:bCs/>
+          <w:sz w:val="28"/>
+          <w:szCs w:val="24"/>
+        </w:rPr>
+        <w:t>Lazy Loading</w:t>
+      </w:r>
+      <w:r>
+        <w:rPr>
+          <w:rFonts w:ascii="Times New Roman" w:hAnsi="Times New Roman" w:cs="Times New Roman"/>
+          <w:sz w:val="28"/>
+          <w:szCs w:val="24"/>
+        </w:rPr>
+        <w:t xml:space="preserve"> = efficiently fetch of data from database, reduces memory usage. </w:t>
+      </w:r>
+      <w:r>
+        <w:rPr>
+          <w:rFonts w:ascii="Times New Roman" w:hAnsi="Times New Roman" w:cs="Times New Roman"/>
+          <w:sz w:val="28"/>
+          <w:szCs w:val="24"/>
+        </w:rPr>
+        <w:br/>
+        <w:t xml:space="preserve">4. </w:t>
+      </w:r>
+      <w:r>
+        <w:rPr>
+          <w:rFonts w:ascii="Times New Roman" w:hAnsi="Times New Roman" w:cs="Times New Roman"/>
+          <w:b/>
+          <w:bCs/>
+          <w:sz w:val="28"/>
+          <w:szCs w:val="24"/>
+        </w:rPr>
+        <w:t>Flexible mapping</w:t>
+      </w:r>
+      <w:r>
+        <w:rPr>
+          <w:rFonts w:ascii="Times New Roman" w:hAnsi="Times New Roman" w:cs="Times New Roman"/>
+          <w:b/>
+          <w:bCs/>
+          <w:sz w:val="28"/>
+          <w:szCs w:val="24"/>
+        </w:rPr>
+        <w:t xml:space="preserve"> or Advance mapping feature</w:t>
+      </w:r>
+      <w:r>
+        <w:rPr>
+          <w:rFonts w:ascii="Times New Roman" w:hAnsi="Times New Roman" w:cs="Times New Roman"/>
+          <w:sz w:val="28"/>
+          <w:szCs w:val="24"/>
+        </w:rPr>
+        <w:t xml:space="preserve"> = </w:t>
+      </w:r>
+      <w:r>
+        <w:rPr>
+          <w:rFonts w:ascii="Times New Roman" w:hAnsi="Times New Roman" w:cs="Times New Roman"/>
+          <w:sz w:val="28"/>
+          <w:szCs w:val="24"/>
+        </w:rPr>
+        <w:t>It helps in working with complex data models.</w:t>
+      </w:r>
+      <w:r>
+        <w:rPr>
+          <w:rFonts w:ascii="Times New Roman" w:hAnsi="Times New Roman" w:cs="Times New Roman"/>
+          <w:sz w:val="28"/>
+          <w:szCs w:val="24"/>
+        </w:rPr>
+        <w:br/>
+        <w:t xml:space="preserve">5. </w:t>
+      </w:r>
+      <w:r>
+        <w:rPr>
+          <w:rFonts w:ascii="Times New Roman" w:hAnsi="Times New Roman" w:cs="Times New Roman"/>
+          <w:b/>
+          <w:bCs/>
+          <w:sz w:val="28"/>
+          <w:szCs w:val="24"/>
+        </w:rPr>
+        <w:t>Java 8 Date &amp; Time support</w:t>
+      </w:r>
+      <w:r>
+        <w:rPr>
+          <w:rFonts w:ascii="Times New Roman" w:hAnsi="Times New Roman" w:cs="Times New Roman"/>
+          <w:sz w:val="28"/>
+          <w:szCs w:val="24"/>
+        </w:rPr>
+        <w:t xml:space="preserve">, and </w:t>
+      </w:r>
+      <w:r>
+        <w:rPr>
+          <w:rFonts w:ascii="Times New Roman" w:hAnsi="Times New Roman" w:cs="Times New Roman"/>
+          <w:sz w:val="28"/>
+          <w:szCs w:val="24"/>
+        </w:rPr>
+        <w:t>m</w:t>
+      </w:r>
+      <w:r>
+        <w:rPr>
+          <w:rFonts w:ascii="Times New Roman" w:hAnsi="Times New Roman" w:cs="Times New Roman"/>
+          <w:sz w:val="28"/>
+          <w:szCs w:val="24"/>
+        </w:rPr>
+        <w:t xml:space="preserve">any more features are </w:t>
+      </w:r>
+      <w:r>
+        <w:rPr>
+          <w:rFonts w:ascii="Times New Roman" w:hAnsi="Times New Roman" w:cs="Times New Roman"/>
+          <w:sz w:val="28"/>
+          <w:szCs w:val="24"/>
+        </w:rPr>
+        <w:t>supported...!</w:t>
+      </w:r>
+      <w:r>
+        <w:rPr>
+          <w:rFonts w:ascii="Times New Roman" w:hAnsi="Times New Roman" w:cs="Times New Roman"/>
+          <w:sz w:val="28"/>
+          <w:szCs w:val="24"/>
+        </w:rPr>
+        <w:br/>
+      </w:r>
+      <w:r>
+        <w:rPr>
+          <w:rFonts w:ascii="Times New Roman" w:hAnsi="Times New Roman" w:cs="Times New Roman"/>
+          <w:sz w:val="28"/>
+          <w:szCs w:val="24"/>
+        </w:rPr>
+        <w:br/>
+        <w:t xml:space="preserve">Using Hibernate </w:t>
+      </w:r>
+      <w:r>
+        <w:rPr>
+          <w:rFonts w:ascii="Times New Roman" w:hAnsi="Times New Roman" w:cs="Times New Roman"/>
+          <w:sz w:val="28"/>
+          <w:szCs w:val="24"/>
+        </w:rPr>
+        <w:t>this feature</w:t>
+      </w:r>
+      <w:r>
+        <w:rPr>
+          <w:rFonts w:ascii="Times New Roman" w:hAnsi="Times New Roman" w:cs="Times New Roman"/>
+          <w:sz w:val="28"/>
+          <w:szCs w:val="24"/>
+        </w:rPr>
+        <w:t xml:space="preserve"> are bootstrapped in it, we just need to configure based on the requirement and use it where ever we need it. Using Hibernate or any other JPA implemented Frameworks (such as Spring Data JPA) are recommended to use to reduce the boiler plate code.</w:t>
+      </w:r>
+      <w:r>
+        <w:rPr>
+          <w:rFonts w:ascii="Times New Roman" w:hAnsi="Times New Roman" w:cs="Times New Roman"/>
+          <w:sz w:val="28"/>
+          <w:szCs w:val="24"/>
+        </w:rPr>
+        <w:br/>
+      </w:r>
+    </w:p>
+    <w:p>
+      <w:pPr>
+        <w:pStyle w:val="ListParagraph"/>
+        <w:numPr>
+          <w:ilvl w:val="0"/>
+          <w:numId w:val="2"/>
+        </w:numPr>
+        <w:rPr>
+          <w:rFonts w:ascii="Times New Roman" w:hAnsi="Times New Roman" w:cs="Times New Roman"/>
+          <w:sz w:val="28"/>
+          <w:szCs w:val="24"/>
+        </w:rPr>
+      </w:pPr>
+      <w:r>
+        <w:rPr>
+          <w:rFonts w:ascii="Times New Roman" w:hAnsi="Times New Roman" w:cs="Times New Roman"/>
+          <w:sz w:val="28"/>
+          <w:szCs w:val="24"/>
+        </w:rPr>
+        <w:t xml:space="preserve"> </w:t>
+      </w:r>
+      <w:r>
+        <w:rPr>
+          <w:rFonts w:ascii="Times New Roman" w:hAnsi="Times New Roman" w:cs="Times New Roman"/>
+          <w:sz w:val="28"/>
+          <w:szCs w:val="24"/>
+        </w:rPr>
+        <w:t>I</w:t>
+      </w:r>
+      <w:r>
+        <w:rPr>
+          <w:rFonts w:ascii="Times New Roman" w:hAnsi="Times New Roman" w:cs="Times New Roman"/>
+          <w:sz w:val="28"/>
+          <w:szCs w:val="24"/>
+        </w:rPr>
+        <w:t>n spring boot dependency injection happens during runtime or compile?</w:t>
+      </w:r>
+      <w:r>
+        <w:rPr>
+          <w:rFonts w:ascii="Times New Roman" w:hAnsi="Times New Roman" w:cs="Times New Roman"/>
+          <w:sz w:val="28"/>
+          <w:szCs w:val="24"/>
+        </w:rPr>
+        <w:br/>
+      </w:r>
+      <w:proofErr w:type="gramStart"/>
+      <w:r>
+        <w:rPr>
+          <w:rFonts w:ascii="Times New Roman" w:hAnsi="Times New Roman" w:cs="Times New Roman"/>
+          <w:b/>
+          <w:bCs/>
+          <w:sz w:val="28"/>
+          <w:szCs w:val="24"/>
+          <w:u w:val="single"/>
+        </w:rPr>
+        <w:t>Ans:-</w:t>
+      </w:r>
+      <w:proofErr w:type="gramEnd"/>
+      <w:r>
+        <w:rPr>
+          <w:rFonts w:ascii="Times New Roman" w:hAnsi="Times New Roman" w:cs="Times New Roman"/>
+          <w:sz w:val="28"/>
+          <w:szCs w:val="24"/>
+        </w:rPr>
+        <w:t xml:space="preserve"> </w:t>
+      </w:r>
+      <w:r>
+        <w:rPr>
+          <w:rFonts w:ascii="Times New Roman" w:hAnsi="Times New Roman" w:cs="Times New Roman"/>
+          <w:sz w:val="28"/>
+          <w:szCs w:val="24"/>
+        </w:rPr>
+        <w:br/>
+        <w:t xml:space="preserve">In Spring boot framework, Dependency Injection happens during runtime, but during compile time it will analyze the Object Dependency by checking the @Autowired </w:t>
+      </w:r>
+      <w:r>
+        <w:rPr>
+          <w:rFonts w:ascii="Times New Roman" w:hAnsi="Times New Roman" w:cs="Times New Roman"/>
+          <w:sz w:val="28"/>
+          <w:szCs w:val="24"/>
+        </w:rPr>
+        <w:lastRenderedPageBreak/>
+        <w:t>annotation, and Injects the Object during runtime when they are needed.</w:t>
+      </w:r>
+      <w:r>
+        <w:rPr>
+          <w:rFonts w:ascii="Times New Roman" w:hAnsi="Times New Roman" w:cs="Times New Roman"/>
+          <w:sz w:val="28"/>
+          <w:szCs w:val="24"/>
+        </w:rPr>
+        <w:br/>
+      </w:r>
+    </w:p>
+    <w:p>
+      <w:pPr>
+        <w:pStyle w:val="ListParagraph"/>
+        <w:numPr>
+          <w:ilvl w:val="0"/>
+          <w:numId w:val="2"/>
+        </w:numPr>
+        <w:rPr>
+          <w:rFonts w:ascii="Times New Roman" w:hAnsi="Times New Roman" w:cs="Times New Roman"/>
+          <w:sz w:val="28"/>
+          <w:szCs w:val="24"/>
+        </w:rPr>
+      </w:pPr>
+      <w:r>
+        <w:rPr>
+          <w:rFonts w:ascii="Times New Roman" w:hAnsi="Times New Roman" w:cs="Times New Roman"/>
+          <w:sz w:val="28"/>
+          <w:szCs w:val="24"/>
+        </w:rPr>
+        <w:t xml:space="preserve"> I</w:t>
+      </w:r>
+      <w:r>
+        <w:rPr>
+          <w:rFonts w:ascii="Times New Roman" w:hAnsi="Times New Roman" w:cs="Times New Roman"/>
+          <w:sz w:val="28"/>
+          <w:szCs w:val="24"/>
+        </w:rPr>
+        <w:t>n spring boot the beans</w:t>
+      </w:r>
+      <w:r>
+        <w:rPr>
+          <w:rFonts w:ascii="Times New Roman" w:hAnsi="Times New Roman" w:cs="Times New Roman"/>
+          <w:sz w:val="28"/>
+          <w:szCs w:val="24"/>
+        </w:rPr>
+        <w:t>/Objects</w:t>
+      </w:r>
+      <w:r>
+        <w:rPr>
+          <w:rFonts w:ascii="Times New Roman" w:hAnsi="Times New Roman" w:cs="Times New Roman"/>
+          <w:sz w:val="28"/>
+          <w:szCs w:val="24"/>
+        </w:rPr>
+        <w:t xml:space="preserve"> are created during runtime or compile time?</w:t>
+      </w:r>
+      <w:r>
+        <w:rPr>
+          <w:rFonts w:ascii="Times New Roman" w:hAnsi="Times New Roman" w:cs="Times New Roman"/>
+          <w:sz w:val="28"/>
+          <w:szCs w:val="24"/>
+        </w:rPr>
+        <w:br/>
+      </w:r>
+      <w:proofErr w:type="gramStart"/>
+      <w:r>
+        <w:rPr>
+          <w:rFonts w:ascii="Times New Roman" w:hAnsi="Times New Roman" w:cs="Times New Roman"/>
+          <w:b/>
+          <w:bCs/>
+          <w:sz w:val="28"/>
+          <w:szCs w:val="24"/>
+          <w:u w:val="single"/>
+        </w:rPr>
+        <w:t>Ans:-</w:t>
+      </w:r>
+      <w:proofErr w:type="gramEnd"/>
+      <w:r>
+        <w:rPr>
+          <w:rFonts w:ascii="Times New Roman" w:hAnsi="Times New Roman" w:cs="Times New Roman"/>
+          <w:sz w:val="28"/>
+          <w:szCs w:val="24"/>
+        </w:rPr>
+        <w:br/>
+      </w:r>
+      <w:r>
+        <w:rPr>
+          <w:rFonts w:ascii="Times New Roman" w:hAnsi="Times New Roman" w:cs="Times New Roman"/>
+          <w:sz w:val="28"/>
+          <w:szCs w:val="24"/>
+        </w:rPr>
+        <w:t>In Spring boot, the objects are created, during application start-up (</w:t>
+      </w:r>
+      <w:proofErr w:type="spellStart"/>
+      <w:r>
+        <w:rPr>
+          <w:rFonts w:ascii="Times New Roman" w:hAnsi="Times New Roman" w:cs="Times New Roman"/>
+          <w:sz w:val="28"/>
+          <w:szCs w:val="24"/>
+        </w:rPr>
+        <w:t>ie</w:t>
+      </w:r>
+      <w:proofErr w:type="spellEnd"/>
+      <w:r>
+        <w:rPr>
+          <w:rFonts w:ascii="Times New Roman" w:hAnsi="Times New Roman" w:cs="Times New Roman"/>
+          <w:sz w:val="28"/>
+          <w:szCs w:val="24"/>
+        </w:rPr>
+        <w:t>:- During runtime), created and managed by Spring IOC which is heart of Spring framework.</w:t>
+      </w:r>
+      <w:r>
+        <w:rPr>
+          <w:rFonts w:ascii="Times New Roman" w:hAnsi="Times New Roman" w:cs="Times New Roman"/>
+          <w:sz w:val="28"/>
+          <w:szCs w:val="24"/>
+        </w:rPr>
+        <w:br/>
+      </w:r>
+    </w:p>
+    <w:p>
+      <w:pPr>
+        <w:pStyle w:val="ListParagraph"/>
+        <w:numPr>
+          <w:ilvl w:val="0"/>
+          <w:numId w:val="2"/>
+        </w:numPr>
+        <w:rPr>
+          <w:rFonts w:ascii="Times New Roman" w:hAnsi="Times New Roman" w:cs="Times New Roman"/>
+          <w:sz w:val="28"/>
+          <w:szCs w:val="24"/>
+        </w:rPr>
+      </w:pPr>
+      <w:r>
+        <w:rPr>
+          <w:rFonts w:ascii="Times New Roman" w:hAnsi="Times New Roman" w:cs="Times New Roman"/>
+          <w:sz w:val="28"/>
+          <w:szCs w:val="24"/>
+        </w:rPr>
+        <w:t xml:space="preserve"> </w:t>
+      </w:r>
+      <w:r>
+        <w:rPr>
+          <w:rFonts w:ascii="Times New Roman" w:hAnsi="Times New Roman" w:cs="Times New Roman"/>
+          <w:sz w:val="28"/>
+          <w:szCs w:val="24"/>
+        </w:rPr>
+        <w:t xml:space="preserve">How </w:t>
+      </w:r>
+      <w:r>
+        <w:rPr>
+          <w:rFonts w:ascii="Times New Roman" w:hAnsi="Times New Roman" w:cs="Times New Roman"/>
+          <w:b/>
+          <w:bCs/>
+          <w:sz w:val="28"/>
+          <w:szCs w:val="24"/>
+        </w:rPr>
+        <w:t>Dependency Injection</w:t>
+      </w:r>
+      <w:r>
+        <w:rPr>
+          <w:rFonts w:ascii="Times New Roman" w:hAnsi="Times New Roman" w:cs="Times New Roman"/>
+          <w:sz w:val="28"/>
+          <w:szCs w:val="24"/>
+        </w:rPr>
+        <w:t xml:space="preserve"> is achieved in Spring Boot?</w:t>
+      </w:r>
+      <w:r>
+        <w:rPr>
+          <w:rFonts w:ascii="Times New Roman" w:hAnsi="Times New Roman" w:cs="Times New Roman"/>
+          <w:sz w:val="28"/>
+          <w:szCs w:val="24"/>
+        </w:rPr>
+        <w:br/>
+      </w:r>
+      <w:proofErr w:type="gramStart"/>
+      <w:r>
+        <w:rPr>
+          <w:rFonts w:ascii="Times New Roman" w:hAnsi="Times New Roman" w:cs="Times New Roman"/>
+          <w:b/>
+          <w:bCs/>
+          <w:sz w:val="28"/>
+          <w:szCs w:val="24"/>
+          <w:u w:val="single"/>
+        </w:rPr>
+        <w:t>Ans:-</w:t>
+      </w:r>
+      <w:proofErr w:type="gramEnd"/>
+      <w:r>
+        <w:rPr>
+          <w:rFonts w:ascii="Times New Roman" w:hAnsi="Times New Roman" w:cs="Times New Roman"/>
+          <w:sz w:val="28"/>
+          <w:szCs w:val="24"/>
+        </w:rPr>
+        <w:t xml:space="preserve"> </w:t>
+      </w:r>
+      <w:r>
+        <w:rPr>
+          <w:rFonts w:ascii="Times New Roman" w:hAnsi="Times New Roman" w:cs="Times New Roman"/>
+          <w:sz w:val="28"/>
+          <w:szCs w:val="24"/>
+        </w:rPr>
+        <w:br/>
+      </w:r>
+      <w:r>
+        <w:rPr>
+          <w:rFonts w:ascii="Times New Roman" w:hAnsi="Times New Roman" w:cs="Times New Roman"/>
+          <w:sz w:val="28"/>
+          <w:szCs w:val="24"/>
+        </w:rPr>
+        <w:t xml:space="preserve">We can achieve the </w:t>
+      </w:r>
+      <w:r>
+        <w:rPr>
+          <w:rFonts w:ascii="Times New Roman" w:hAnsi="Times New Roman" w:cs="Times New Roman"/>
+          <w:sz w:val="28"/>
+          <w:szCs w:val="24"/>
+        </w:rPr>
+        <w:t>Dependency Injection</w:t>
+      </w:r>
+      <w:r>
+        <w:rPr>
+          <w:rFonts w:ascii="Times New Roman" w:hAnsi="Times New Roman" w:cs="Times New Roman"/>
+          <w:sz w:val="28"/>
+          <w:szCs w:val="24"/>
+        </w:rPr>
+        <w:t xml:space="preserve"> (</w:t>
+      </w:r>
+      <w:r>
+        <w:rPr>
+          <w:rFonts w:ascii="Times New Roman" w:hAnsi="Times New Roman" w:cs="Times New Roman"/>
+          <w:sz w:val="28"/>
+          <w:szCs w:val="24"/>
+        </w:rPr>
+        <w:t>DI</w:t>
+      </w:r>
+      <w:r>
+        <w:rPr>
+          <w:rFonts w:ascii="Times New Roman" w:hAnsi="Times New Roman" w:cs="Times New Roman"/>
+          <w:sz w:val="28"/>
+          <w:szCs w:val="24"/>
+        </w:rPr>
+        <w:t xml:space="preserve">), </w:t>
+      </w:r>
+      <w:r>
+        <w:rPr>
+          <w:rFonts w:ascii="Times New Roman" w:hAnsi="Times New Roman" w:cs="Times New Roman"/>
+          <w:sz w:val="28"/>
+          <w:szCs w:val="24"/>
+        </w:rPr>
+        <w:br/>
+        <w:t xml:space="preserve">1. </w:t>
+      </w:r>
+      <w:r>
+        <w:rPr>
+          <w:rFonts w:ascii="Times New Roman" w:hAnsi="Times New Roman" w:cs="Times New Roman"/>
+          <w:b/>
+          <w:bCs/>
+          <w:sz w:val="28"/>
+          <w:szCs w:val="24"/>
+        </w:rPr>
+        <w:t>Using Constructor Injection</w:t>
+      </w:r>
+      <w:r>
+        <w:rPr>
+          <w:rFonts w:ascii="Times New Roman" w:hAnsi="Times New Roman" w:cs="Times New Roman"/>
+          <w:sz w:val="28"/>
+          <w:szCs w:val="24"/>
+        </w:rPr>
+        <w:br/>
+        <w:t xml:space="preserve">2. </w:t>
+      </w:r>
+      <w:r>
+        <w:rPr>
+          <w:rFonts w:ascii="Times New Roman" w:hAnsi="Times New Roman" w:cs="Times New Roman"/>
+          <w:b/>
+          <w:bCs/>
+          <w:sz w:val="28"/>
+          <w:szCs w:val="24"/>
+        </w:rPr>
+        <w:t>Setter Injection</w:t>
+      </w:r>
+      <w:r>
+        <w:rPr>
+          <w:rFonts w:ascii="Times New Roman" w:hAnsi="Times New Roman" w:cs="Times New Roman"/>
+          <w:sz w:val="28"/>
+          <w:szCs w:val="24"/>
+        </w:rPr>
+        <w:br/>
+        <w:t xml:space="preserve">3. </w:t>
+      </w:r>
+      <w:r>
+        <w:rPr>
+          <w:rFonts w:ascii="Times New Roman" w:hAnsi="Times New Roman" w:cs="Times New Roman"/>
+          <w:b/>
+          <w:bCs/>
+          <w:sz w:val="28"/>
+          <w:szCs w:val="24"/>
+        </w:rPr>
+        <w:t>Using @Autowired annotation.</w:t>
+      </w:r>
+      <w:r>
+        <w:rPr>
+          <w:rFonts w:ascii="Times New Roman" w:hAnsi="Times New Roman" w:cs="Times New Roman"/>
+          <w:b/>
+          <w:bCs/>
+          <w:sz w:val="28"/>
+          <w:szCs w:val="24"/>
+        </w:rPr>
+        <w:br/>
+      </w:r>
+    </w:p>
+    <w:p>
+      <w:pPr>
+        <w:pStyle w:val="ListParagraph"/>
+        <w:numPr>
+          <w:ilvl w:val="0"/>
+          <w:numId w:val="2"/>
+        </w:numPr>
+        <w:rPr>
+          <w:rFonts w:ascii="Times New Roman" w:hAnsi="Times New Roman" w:cs="Times New Roman"/>
+          <w:sz w:val="28"/>
+          <w:szCs w:val="24"/>
+        </w:rPr>
+      </w:pPr>
+      <w:r>
+        <w:rPr>
+          <w:rFonts w:ascii="Times New Roman" w:hAnsi="Times New Roman" w:cs="Times New Roman"/>
+          <w:sz w:val="28"/>
+          <w:szCs w:val="24"/>
+        </w:rPr>
+        <w:t xml:space="preserve"> </w:t>
+      </w:r>
+      <w:r>
+        <w:rPr>
+          <w:rFonts w:ascii="Times New Roman" w:hAnsi="Times New Roman" w:cs="Times New Roman"/>
+          <w:sz w:val="28"/>
+          <w:szCs w:val="24"/>
+        </w:rPr>
+        <w:t xml:space="preserve">What is </w:t>
+      </w:r>
+      <w:r>
+        <w:rPr>
+          <w:rFonts w:ascii="Times New Roman" w:hAnsi="Times New Roman" w:cs="Times New Roman"/>
+          <w:b/>
+          <w:bCs/>
+          <w:sz w:val="28"/>
+          <w:szCs w:val="24"/>
+        </w:rPr>
+        <w:t>@</w:t>
+      </w:r>
+      <w:r>
+        <w:rPr>
+          <w:rFonts w:ascii="Times New Roman" w:hAnsi="Times New Roman" w:cs="Times New Roman"/>
+          <w:b/>
+          <w:bCs/>
+          <w:sz w:val="28"/>
+          <w:szCs w:val="24"/>
+        </w:rPr>
+        <w:t>C</w:t>
+      </w:r>
+      <w:r>
+        <w:rPr>
+          <w:rFonts w:ascii="Times New Roman" w:hAnsi="Times New Roman" w:cs="Times New Roman"/>
+          <w:b/>
+          <w:bCs/>
+          <w:sz w:val="28"/>
+          <w:szCs w:val="24"/>
+        </w:rPr>
+        <w:t>omponent annotation</w:t>
+      </w:r>
+      <w:r>
+        <w:rPr>
+          <w:rFonts w:ascii="Times New Roman" w:hAnsi="Times New Roman" w:cs="Times New Roman"/>
+          <w:sz w:val="28"/>
+          <w:szCs w:val="24"/>
+        </w:rPr>
+        <w:t>?</w:t>
+      </w:r>
+      <w:r>
+        <w:rPr>
+          <w:rFonts w:ascii="Times New Roman" w:hAnsi="Times New Roman" w:cs="Times New Roman"/>
+          <w:sz w:val="28"/>
+          <w:szCs w:val="24"/>
+        </w:rPr>
+        <w:br/>
+      </w:r>
+      <w:proofErr w:type="gramStart"/>
+      <w:r>
+        <w:rPr>
+          <w:rFonts w:ascii="Times New Roman" w:hAnsi="Times New Roman" w:cs="Times New Roman"/>
+          <w:b/>
+          <w:bCs/>
+          <w:sz w:val="28"/>
+          <w:szCs w:val="24"/>
+          <w:u w:val="single"/>
+        </w:rPr>
+        <w:t>Ans:-</w:t>
+      </w:r>
+      <w:proofErr w:type="gramEnd"/>
+      <w:r>
+        <w:rPr>
+          <w:rFonts w:ascii="Times New Roman" w:hAnsi="Times New Roman" w:cs="Times New Roman"/>
+          <w:sz w:val="28"/>
+          <w:szCs w:val="24"/>
+        </w:rPr>
+        <w:br/>
+      </w:r>
+      <w:r>
+        <w:rPr>
+          <w:rFonts w:ascii="Times New Roman" w:hAnsi="Times New Roman" w:cs="Times New Roman"/>
+          <w:sz w:val="28"/>
+          <w:szCs w:val="24"/>
+        </w:rPr>
+        <w:t xml:space="preserve">If any class annotated with </w:t>
+      </w:r>
+      <w:r>
+        <w:rPr>
+          <w:rFonts w:ascii="Times New Roman" w:hAnsi="Times New Roman" w:cs="Times New Roman"/>
+          <w:b/>
+          <w:bCs/>
+          <w:sz w:val="28"/>
+          <w:szCs w:val="24"/>
+        </w:rPr>
+        <w:t>@Component annotation</w:t>
+      </w:r>
+      <w:r>
+        <w:rPr>
+          <w:rFonts w:ascii="Times New Roman" w:hAnsi="Times New Roman" w:cs="Times New Roman"/>
+          <w:sz w:val="28"/>
+          <w:szCs w:val="24"/>
+        </w:rPr>
+        <w:t xml:space="preserve">, then Component Scan mechanism will consider it as a Spring bean and add it to the Context path, </w:t>
+      </w:r>
+      <w:r>
+        <w:rPr>
+          <w:rFonts w:ascii="Times New Roman" w:hAnsi="Times New Roman" w:cs="Times New Roman"/>
+          <w:sz w:val="28"/>
+          <w:szCs w:val="24"/>
+        </w:rPr>
+        <w:br/>
+      </w:r>
+      <w:r>
+        <w:rPr>
+          <w:rFonts w:ascii="Times New Roman" w:hAnsi="Times New Roman" w:cs="Times New Roman"/>
+          <w:sz w:val="28"/>
+          <w:szCs w:val="24"/>
+        </w:rPr>
+        <w:t>S</w:t>
+      </w:r>
+      <w:r>
+        <w:rPr>
+          <w:rFonts w:ascii="Times New Roman" w:hAnsi="Times New Roman" w:cs="Times New Roman"/>
+          <w:sz w:val="28"/>
+          <w:szCs w:val="24"/>
+        </w:rPr>
+        <w:t>o this means that, we are telling, to the Spring container to consider that java class as a bean class, and manage that bean for us throughout the bean lifecycle</w:t>
+      </w:r>
+      <w:r>
+        <w:rPr>
+          <w:rFonts w:ascii="Times New Roman" w:hAnsi="Times New Roman" w:cs="Times New Roman"/>
+          <w:sz w:val="28"/>
+          <w:szCs w:val="24"/>
+        </w:rPr>
+        <w:br/>
+      </w:r>
+    </w:p>
+    <w:p>
+      <w:pPr>
+        <w:pStyle w:val="ListParagraph"/>
+        <w:numPr>
+          <w:ilvl w:val="0"/>
+          <w:numId w:val="2"/>
+        </w:numPr>
+        <w:rPr>
+          <w:rFonts w:ascii="Times New Roman" w:hAnsi="Times New Roman" w:cs="Times New Roman"/>
+          <w:sz w:val="28"/>
+          <w:szCs w:val="24"/>
+        </w:rPr>
+      </w:pPr>
+      <w:r>
+        <w:rPr>
+          <w:rFonts w:ascii="Times New Roman" w:hAnsi="Times New Roman" w:cs="Times New Roman"/>
+          <w:sz w:val="28"/>
+          <w:szCs w:val="24"/>
+        </w:rPr>
+        <w:t xml:space="preserve">What is </w:t>
+      </w:r>
+      <w:r>
+        <w:rPr>
+          <w:rFonts w:ascii="Times New Roman" w:hAnsi="Times New Roman" w:cs="Times New Roman"/>
+          <w:b/>
+          <w:bCs/>
+          <w:sz w:val="28"/>
+          <w:szCs w:val="24"/>
+        </w:rPr>
+        <w:t>Inter-Service Communication</w:t>
+      </w:r>
+      <w:r>
+        <w:rPr>
+          <w:rFonts w:ascii="Times New Roman" w:hAnsi="Times New Roman" w:cs="Times New Roman"/>
+          <w:sz w:val="28"/>
+          <w:szCs w:val="24"/>
+        </w:rPr>
+        <w:t xml:space="preserve"> in </w:t>
+      </w:r>
+      <w:r>
+        <w:rPr>
+          <w:rFonts w:ascii="Times New Roman" w:hAnsi="Times New Roman" w:cs="Times New Roman"/>
+          <w:b/>
+          <w:bCs/>
+          <w:sz w:val="28"/>
+          <w:szCs w:val="24"/>
+        </w:rPr>
+        <w:t>java microservices</w:t>
+      </w:r>
+      <w:r>
+        <w:rPr>
+          <w:rFonts w:ascii="Times New Roman" w:hAnsi="Times New Roman" w:cs="Times New Roman"/>
+          <w:sz w:val="28"/>
+          <w:szCs w:val="24"/>
+        </w:rPr>
+        <w:t>?</w:t>
+      </w:r>
+      <w:r>
+        <w:rPr>
+          <w:rFonts w:ascii="Times New Roman" w:hAnsi="Times New Roman" w:cs="Times New Roman"/>
+          <w:sz w:val="28"/>
+          <w:szCs w:val="24"/>
+        </w:rPr>
+        <w:br/>
+      </w:r>
+      <w:proofErr w:type="gramStart"/>
+      <w:r>
+        <w:rPr>
+          <w:rFonts w:ascii="Times New Roman" w:hAnsi="Times New Roman" w:cs="Times New Roman"/>
+          <w:b/>
+          <w:bCs/>
+          <w:sz w:val="28"/>
+          <w:szCs w:val="24"/>
+          <w:u w:val="single"/>
+        </w:rPr>
+        <w:t>Ans:-</w:t>
+      </w:r>
+      <w:proofErr w:type="gramEnd"/>
+      <w:r>
+        <w:rPr>
+          <w:rFonts w:ascii="Times New Roman" w:hAnsi="Times New Roman" w:cs="Times New Roman"/>
+          <w:sz w:val="28"/>
+          <w:szCs w:val="24"/>
+        </w:rPr>
+        <w:br/>
+      </w:r>
+      <w:r>
+        <w:rPr>
+          <w:rFonts w:ascii="Times New Roman" w:hAnsi="Times New Roman" w:cs="Times New Roman"/>
+          <w:sz w:val="28"/>
+          <w:szCs w:val="24"/>
+        </w:rPr>
+        <w:t xml:space="preserve">In Java Microservices Architecture, Inter-Service Architecture is a </w:t>
+      </w:r>
+      <w:r>
+        <w:rPr>
+          <w:rFonts w:ascii="Times New Roman" w:hAnsi="Times New Roman" w:cs="Times New Roman"/>
+          <w:b/>
+          <w:bCs/>
+          <w:sz w:val="28"/>
+          <w:szCs w:val="24"/>
+        </w:rPr>
+        <w:t>service that helps one service to communicate with the other services</w:t>
+      </w:r>
+      <w:r>
+        <w:rPr>
+          <w:rFonts w:ascii="Times New Roman" w:hAnsi="Times New Roman" w:cs="Times New Roman"/>
+          <w:sz w:val="28"/>
+          <w:szCs w:val="24"/>
+        </w:rPr>
+        <w:t xml:space="preserve"> using a tools like</w:t>
+      </w:r>
+      <w:r>
+        <w:rPr>
+          <w:rFonts w:ascii="Times New Roman" w:hAnsi="Times New Roman" w:cs="Times New Roman"/>
+          <w:sz w:val="28"/>
+          <w:szCs w:val="24"/>
+        </w:rPr>
+        <w:br/>
+      </w:r>
+      <w:r>
+        <w:rPr>
+          <w:rFonts w:ascii="Times New Roman" w:hAnsi="Times New Roman" w:cs="Times New Roman"/>
+          <w:b/>
+          <w:bCs/>
+          <w:sz w:val="28"/>
+          <w:szCs w:val="24"/>
+          <w:u w:val="single"/>
+        </w:rPr>
+        <w:t xml:space="preserve">1. </w:t>
+      </w:r>
+      <w:r>
+        <w:rPr>
+          <w:rFonts w:ascii="Times New Roman" w:hAnsi="Times New Roman" w:cs="Times New Roman"/>
+          <w:b/>
+          <w:bCs/>
+          <w:sz w:val="28"/>
+          <w:szCs w:val="24"/>
+          <w:u w:val="single"/>
+        </w:rPr>
+        <w:t>Synchronous way of communication</w:t>
+      </w:r>
+      <w:r>
+        <w:rPr>
+          <w:rFonts w:ascii="Times New Roman" w:hAnsi="Times New Roman" w:cs="Times New Roman"/>
+          <w:sz w:val="28"/>
+          <w:szCs w:val="24"/>
+        </w:rPr>
+        <w:br/>
+      </w:r>
+      <w:r>
+        <w:rPr>
+          <w:rFonts w:ascii="Times New Roman" w:hAnsi="Times New Roman" w:cs="Times New Roman"/>
+          <w:b/>
+          <w:bCs/>
+          <w:sz w:val="28"/>
+          <w:szCs w:val="24"/>
+        </w:rPr>
+        <w:t>RestTemplate</w:t>
+      </w:r>
+      <w:r>
+        <w:rPr>
+          <w:rFonts w:ascii="Times New Roman" w:hAnsi="Times New Roman" w:cs="Times New Roman"/>
+          <w:sz w:val="28"/>
+          <w:szCs w:val="24"/>
+        </w:rPr>
+        <w:t xml:space="preserve"> or </w:t>
+      </w:r>
+      <w:r>
+        <w:rPr>
+          <w:rFonts w:ascii="Times New Roman" w:hAnsi="Times New Roman" w:cs="Times New Roman"/>
+          <w:b/>
+          <w:bCs/>
+          <w:sz w:val="28"/>
+          <w:szCs w:val="24"/>
+        </w:rPr>
+        <w:t>WebClient</w:t>
+      </w:r>
+      <w:r>
+        <w:rPr>
+          <w:rFonts w:ascii="Times New Roman" w:hAnsi="Times New Roman" w:cs="Times New Roman"/>
+          <w:sz w:val="28"/>
+          <w:szCs w:val="24"/>
+        </w:rPr>
+        <w:t xml:space="preserve"> or </w:t>
+      </w:r>
+      <w:r>
+        <w:rPr>
+          <w:rFonts w:ascii="Times New Roman" w:hAnsi="Times New Roman" w:cs="Times New Roman"/>
+          <w:b/>
+          <w:bCs/>
+          <w:sz w:val="28"/>
+          <w:szCs w:val="24"/>
+        </w:rPr>
+        <w:t>HTTP</w:t>
+      </w:r>
+      <w:r>
+        <w:rPr>
+          <w:rFonts w:ascii="Times New Roman" w:hAnsi="Times New Roman" w:cs="Times New Roman"/>
+          <w:b/>
+          <w:bCs/>
+          <w:sz w:val="28"/>
+          <w:szCs w:val="24"/>
+        </w:rPr>
+        <w:t xml:space="preserve"> </w:t>
+      </w:r>
+      <w:r>
+        <w:rPr>
+          <w:rFonts w:ascii="Times New Roman" w:hAnsi="Times New Roman" w:cs="Times New Roman"/>
+          <w:b/>
+          <w:bCs/>
+          <w:sz w:val="28"/>
+          <w:szCs w:val="24"/>
+        </w:rPr>
+        <w:t>Client</w:t>
+      </w:r>
+      <w:r>
+        <w:rPr>
+          <w:rFonts w:ascii="Times New Roman" w:hAnsi="Times New Roman" w:cs="Times New Roman"/>
+          <w:sz w:val="28"/>
+          <w:szCs w:val="24"/>
+        </w:rPr>
+        <w:t xml:space="preserve"> or many </w:t>
+      </w:r>
+      <w:proofErr w:type="gramStart"/>
+      <w:r>
+        <w:rPr>
+          <w:rFonts w:ascii="Times New Roman" w:hAnsi="Times New Roman" w:cs="Times New Roman"/>
+          <w:sz w:val="28"/>
+          <w:szCs w:val="24"/>
+        </w:rPr>
+        <w:t>more..!</w:t>
+      </w:r>
+      <w:proofErr w:type="gramEnd"/>
+      <w:r>
+        <w:rPr>
+          <w:rFonts w:ascii="Times New Roman" w:hAnsi="Times New Roman" w:cs="Times New Roman"/>
+          <w:sz w:val="28"/>
+          <w:szCs w:val="24"/>
+        </w:rPr>
+        <w:br/>
+      </w:r>
+      <w:r>
+        <w:rPr>
+          <w:rFonts w:ascii="Times New Roman" w:hAnsi="Times New Roman" w:cs="Times New Roman"/>
+          <w:sz w:val="28"/>
+          <w:szCs w:val="24"/>
+        </w:rPr>
+        <w:br/>
+      </w:r>
+      <w:r>
+        <w:rPr>
+          <w:rFonts w:ascii="Times New Roman" w:hAnsi="Times New Roman" w:cs="Times New Roman"/>
+          <w:b/>
+          <w:bCs/>
+          <w:sz w:val="28"/>
+          <w:szCs w:val="24"/>
+          <w:u w:val="single"/>
+        </w:rPr>
+        <w:t>2. As</w:t>
+      </w:r>
+      <w:r>
+        <w:rPr>
+          <w:rFonts w:ascii="Times New Roman" w:hAnsi="Times New Roman" w:cs="Times New Roman"/>
+          <w:b/>
+          <w:bCs/>
+          <w:sz w:val="28"/>
+          <w:szCs w:val="24"/>
+          <w:u w:val="single"/>
+        </w:rPr>
+        <w:t>ynchronous way of communication</w:t>
+      </w:r>
+      <w:r>
+        <w:rPr>
+          <w:rFonts w:ascii="Times New Roman" w:hAnsi="Times New Roman" w:cs="Times New Roman"/>
+          <w:b/>
+          <w:bCs/>
+          <w:sz w:val="28"/>
+          <w:szCs w:val="24"/>
+        </w:rPr>
+        <w:br/>
+      </w:r>
+      <w:r>
+        <w:rPr>
+          <w:rFonts w:ascii="Times New Roman" w:hAnsi="Times New Roman" w:cs="Times New Roman"/>
+          <w:b/>
+          <w:bCs/>
+          <w:sz w:val="28"/>
+          <w:szCs w:val="24"/>
+        </w:rPr>
+        <w:t xml:space="preserve">Messaging </w:t>
+      </w:r>
+      <w:proofErr w:type="gramStart"/>
+      <w:r>
+        <w:rPr>
+          <w:rFonts w:ascii="Times New Roman" w:hAnsi="Times New Roman" w:cs="Times New Roman"/>
+          <w:b/>
+          <w:bCs/>
+          <w:sz w:val="28"/>
+          <w:szCs w:val="24"/>
+        </w:rPr>
+        <w:t>Queue</w:t>
+      </w:r>
+      <w:r>
+        <w:rPr>
+          <w:rFonts w:ascii="Times New Roman" w:hAnsi="Times New Roman" w:cs="Times New Roman"/>
+          <w:sz w:val="28"/>
+          <w:szCs w:val="24"/>
+        </w:rPr>
+        <w:t>s</w:t>
+      </w:r>
+      <w:r>
+        <w:rPr>
+          <w:rFonts w:ascii="Times New Roman" w:hAnsi="Times New Roman" w:cs="Times New Roman"/>
+          <w:sz w:val="28"/>
+          <w:szCs w:val="24"/>
+        </w:rPr>
+        <w:t>:-</w:t>
+      </w:r>
+      <w:proofErr w:type="gramEnd"/>
+      <w:r>
+        <w:rPr>
+          <w:rFonts w:ascii="Times New Roman" w:hAnsi="Times New Roman" w:cs="Times New Roman"/>
+          <w:sz w:val="28"/>
+          <w:szCs w:val="24"/>
+        </w:rPr>
+        <w:t xml:space="preserve"> Such as (Rabbit MQ, Kafka, etc..!)</w:t>
+      </w:r>
+      <w:r>
+        <w:rPr>
+          <w:rFonts w:ascii="Times New Roman" w:hAnsi="Times New Roman" w:cs="Times New Roman"/>
+          <w:sz w:val="28"/>
+          <w:szCs w:val="24"/>
+        </w:rPr>
+        <w:br/>
+      </w:r>
+    </w:p>
+    <w:p>
+      <w:pPr>
+        <w:pStyle w:val="ListParagraph"/>
+        <w:numPr>
+          <w:ilvl w:val="0"/>
+          <w:numId w:val="2"/>
+        </w:numPr>
+        <w:rPr>
+          <w:rFonts w:ascii="Times New Roman" w:hAnsi="Times New Roman" w:cs="Times New Roman"/>
+          <w:sz w:val="28"/>
+          <w:szCs w:val="24"/>
+        </w:rPr>
+      </w:pPr>
+      <w:r>
+        <w:rPr>
+          <w:rFonts w:ascii="Times New Roman" w:hAnsi="Times New Roman" w:cs="Times New Roman"/>
+          <w:sz w:val="28"/>
+          <w:szCs w:val="24"/>
+        </w:rPr>
         <w:t xml:space="preserve"> </w:t>
       </w:r>
     </w:p>
@@ -9820,6 +11995,29 @@
       </w:tcPr>
     </w:tblStylePr>
   </w:style>
+  <w:style w:type="character" w:styleId="Hyperlink">
+    <w:name w:val="Hyperlink"/>
+    <w:basedOn w:val="DefaultParagraphFont"/>
+    <w:uiPriority w:val="99"/>
+    <w:unhideWhenUsed/>
+    <w:rsid w:val="00DB3CA9"/>
+    <w:rPr>
+      <w:color w:val="0563C1" w:themeColor="hyperlink"/>
+      <w:u w:val="single"/>
+    </w:rPr>
+  </w:style>
+  <w:style w:type="character" w:styleId="UnresolvedMention">
+    <w:name w:val="Unresolved Mention"/>
+    <w:basedOn w:val="DefaultParagraphFont"/>
+    <w:uiPriority w:val="99"/>
+    <w:semiHidden/>
+    <w:unhideWhenUsed/>
+    <w:rsid w:val="00DB3CA9"/>
+    <w:rPr>
+      <w:color w:val="605E5C"/>
+      <w:shd w:val="clear" w:color="auto" w:fill="E1DFDD"/>
+    </w:rPr>
+  </w:style>
 </w:styles>
 </file>
 
